--- a/klagomål/A 53732-2025 FSC-klagomål.docx
+++ b/klagomål/A 53732-2025 FSC-klagomål.docx
@@ -673,7 +673,7 @@
     <w:r>
       <w:tab/>
       <w:tab/>
-      <w:t>2025-10-31</w:t>
+      <w:t>2025-11-01</w:t>
       <w:br/>
       <w:br/>
     </w:r>

--- a/klagomål/A 53732-2025 FSC-klagomål.docx
+++ b/klagomål/A 53732-2025 FSC-klagomål.docx
@@ -163,7 +163,7 @@
         <w:pStyle w:val="Title"/>
       </w:pPr>
       <w:r>
-        <w:t>Inledande FSC- /PEFC-klagomål – information om höga naturvärden i avverkningsanmälan A 53732-2025 i Älvdalens kommun</w:t>
+        <w:t>Inledande FSC- /PEFC-klagomål – information om höga naturvärden och fridlysta arter i avverkningsanmälan A 53732-2025 i Älvdalens kommun</w:t>
       </w:r>
     </w:p>
     <w:p>
@@ -173,7 +173,7 @@
     </w:p>
     <w:p>
       <w:r>
-        <w:t>Nedan presenteras fynd av naturvårdsarter som gjorts i det avverkningsanmälda området, samt relevanta utdrag ur standarderna för FSC, Chain of Custody, Controlled Wood och PEFC.</w:t>
+        <w:t>Nedan presenteras fynd av naturvårdsarter och fridlysta arter som gjorts i det avverkningsanmälda området, samt relevanta utdrag ur standarderna för FSC, Chain of Custody, Controlled Wood och PEFC. I BILAGA 1 finns artfakta om fridlysta och rödlistade arter.</w:t>
       </w:r>
     </w:p>
     <w:p>
@@ -191,7 +191,7 @@
     </w:p>
     <w:p>
       <w:r>
-        <w:t>I avverkningsanmälan har följande 4 naturvårdsarter hittats: blå taggsvamp (NT), skrovlig taggsvamp (NT), dropptaggsvamp (S) och skarp dropptaggsvamp (S). Av dessa är 2 rödlistade. För rödlistade arter har rödlistekategorin angivits inom parentes. Arter som är signalarter enligt Skogsstyrelsen har markerats med (S).</w:t>
+        <w:t>I avverkningsanmälan har följande 16 naturvårdsarter hittats: raggbock (VU), blå taggsvamp (NT), dvärgbägarlav (NT), garnlav (NT), kolflarnlav (NT), mörk kolflarnlav (NT), skrovlig taggsvamp (NT), spillkråka (NT, §4), talltita (NT, §4), tretåig hackspett (NT, §4), vedflamlav (NT), vedskivlav (NT), dropptaggsvamp (S), mindre märgborre (S), skarp dropptaggsvamp (S) och kungsfågel (§4). Av dessa är 12 rödlistade. För rödlistade arter har rödlistekategorin angivits inom parentes. Arter som är signalarter enligt Skogsstyrelsen har markerats med (S). För fridlysta arter anges även paragrafen i Artskyddsförordningen som arten är fridlyst enligt.</w:t>
       </w:r>
     </w:p>
     <w:p>
@@ -262,10 +262,107 @@
         <w:rPr>
           <w:b/>
         </w:rPr>
+        <w:t>Dvärgbägarlav (NT)</w:t>
+      </w:r>
+      <w:r>
+        <w:t xml:space="preserve"> förekommer över hela Sverige på gammal hård ved, huvudsakligen på tall men i södra Sverige även på ek. Veden utgörs framförallt av grova stubbar, lågor och grenar. Substratet har blivit sällsyntare och nybildning av substrat sker bara i begränsad omfattning. Arten hotas av att grova lågor blir allt sällsyntare i dagens kulturskogar samt att nybildningen av lämpliga substrat går mycket långsamt. En riklig tillgång på gamla tall- eller eklågor måste säkerställas på artens lokaler (SLU Artdatabanken, 2024; Nitare &amp; Skogsstyrelsen, 2019).</w:t>
+      </w:r>
+    </w:p>
+    <w:p>
+      <w:r>
+        <w:rPr>
+          <w:b/>
+        </w:rPr>
+        <w:t>Garnlav (NT)</w:t>
+      </w:r>
+      <w:r>
+        <w:t xml:space="preserve"> är en utpräglad barrskogsart som ibland kan drapera träden i norrländska grannaturskogar med hög luftfuktighet. Den förekommer även i talldominerade bestånd där den, förutom i trädens grenverk, påträffas hängande över ojämnheter i tallbarken. Arten har minskat starkt i södra och mellersta Sverige och den minskar även i sitt nordliga utbredningsområde. Orsaken till tillbakagången beror främst på slutavverkningar av naturskogsartade skogar. Bestånd med riklig förekomst bör regelmässigt sparas. Garnlav är värdväxt för den mycket sällsynta och akut hotade fjärilen barrskogslavfly (CR) som hör hemma i boreala barrskogar med riklig förekomst av värdväxten. Tidigare kunde arten konstateras årligen på flera platser vid Dala-Floda i Dalarna innan lokalerna kalavverkades. Senaste fyndet i landet av barrskogslavfly är från år 2000 då den påträffades vid Högberget i Sollefteå kommun (SLU Artdatabanken, 2024).</w:t>
+      </w:r>
+    </w:p>
+    <w:p>
+      <w:r>
+        <w:rPr>
+          <w:b/>
+        </w:rPr>
+        <w:t>Kolflarnlav (NT)</w:t>
+      </w:r>
+      <w:r>
+        <w:t xml:space="preserve"> är brandberoende och växer nästan uteslutande på kolad hård kärnved av tall. Etableringen verkar ske först 100–300 år efter brand och nytt substrat nybildas i mycket begränsad omfattning. Avverkning av tallskog av naturskogskaraktär med spår av återkommande bränder är ett hot och mängden lämplig ved att växa på för arten minskar dels på grund av naturlig nedbrytning men framförallt på grund av att det förstörs i samband med slutavverkningar, gallringar och markberedning. Såväl kolflarnlav som mörk kolflarnlav har glänsande bålfjäll och förekommer främst i tall- och blandbarrskogar av naturskogskaraktär med spår av återkommande bränder. Skogar som dessa hyser höga biologiska värden och bör skyddas (SLU Artdatabanken, 2024).</w:t>
+      </w:r>
+    </w:p>
+    <w:p>
+      <w:r>
+        <w:rPr>
+          <w:b/>
+        </w:rPr>
+        <w:t>Mindre märgborre</w:t>
+      </w:r>
+      <w:r>
+        <w:t xml:space="preserve"> är en signalart för tallskog med höga naturvärden och betraktas tillsammans med skarptandad barkborre (NT) som nyckelarter för ett antal sällsynta åtgärdsprogramsarter som är beroende av deras gångsystem. Bland dessa kan nämnas avlång barkborre (VU), </w:t>
+      </w:r>
+      <w:r>
+        <w:rPr>
+          <w:i/>
+        </w:rPr>
+        <w:t>Corticeus longulus</w:t>
+      </w:r>
+      <w:r>
+        <w:t xml:space="preserve"> (VU), tallbarksvartbagge (VU), tallgångbagge (VU) och cholodkovskys bastborre (NT). Den mindre märgborrens måsvingeliknande gnaggångar är lätta att känna igen och hittas ofta på grova tallgrenar på marken. Rika förekomster av främst mindre märgborre men även skarptandad barkborre (NT) är en signal för artrikedom och inventeringar har visat att det är i skogar med en naturlig självgallring som det skapas förutsättningar för dessa arter samt de efterföljande åtgärdsprogramsarterna. Tallskogar med stark förekomst av mindre märgborre och skarptandad barkborre bör avsättas som reservat. Generellt bör hänsyn tas vid slutavverkning av talldominerad skog så att avverkningsrester som gren- och toppdelar lämnas (Pettersson, 2014; Hedgren, 2012; Gunnarsson m fl., 1999).</w:t>
+      </w:r>
+    </w:p>
+    <w:p>
+      <w:r>
+        <w:rPr>
+          <w:b/>
+        </w:rPr>
+        <w:t>Mörk kolflarnlav (NT)</w:t>
+      </w:r>
+      <w:r>
+        <w:t xml:space="preserve"> är brandberoende och växer nästan uteslutande på kolad hård kärnved av tall. Arten förekommer främst i glesa, öppna tall- och blandbarrskogar av naturskogskaraktär och etableringen verkar ske sent efter brand, kanske först efter 100–300 år. Mörk kolflarnlav indikerar skog med höga naturvärden och vanligast är att den påträffas på rester av nedbrunna torrakor och högstubbar och lågstubbar som är så grova att hela innandömet är urbränt. Tall- och blandbarrskogar av naturskogskaraktär med spår av återkommande bränder hyser höga biologiska värden och bör skyddas (SLU Artdatabanken, 2024).</w:t>
+      </w:r>
+    </w:p>
+    <w:p>
+      <w:r>
+        <w:rPr>
+          <w:b/>
+        </w:rPr>
+        <w:t>Raggbock (VU)</w:t>
+      </w:r>
+      <w:r>
+        <w:t xml:space="preserve"> är en brandgynnad skalbagge vars larvutveckling sker i äldre, liggande, solexponerade stammar av tall, mer sällan gran. Raggbock ingår i ett åtgärdsprogram för hotade arter (ÅGP) och den är rödlistad som nära hotad (NT) i den europeiska rödlistan (SLU Artdatabanken, 2024; Wikars, 2014; IUCN, 2010).</w:t>
+      </w:r>
+    </w:p>
+    <w:p>
+      <w:r>
+        <w:rPr>
+          <w:b/>
+        </w:rPr>
         <w:t xml:space="preserve">Skrovlig taggsvamp (NT) </w:t>
       </w:r>
       <w:r>
         <w:t>bildar mykorrhiza med tall i äldre tallskog, framför allt på tallhed. Den växer huvudsakligen i äldre barrskog som hotas av slutavverkning. Genom att äldre barrskogar och naturskogar blir allt sällsyntare, missgynnas arten av skogsbruk. Arten ingår i ett åtgärdsprogram för hotade arter (ÅGP) och en långsiktig tillgång till svampens värdträd behöver säkras genom att växtplatserna undantas från avverkning. Skrovlig taggsvamp är globalt rödlistad som nära hotad (NT) vilket innebär att Sverige har ett internationellt ansvar för arten (IUCN, 2025; SLU Artdatabanken, 2024; Nitare, 2006).</w:t>
+      </w:r>
+    </w:p>
+    <w:p>
+      <w:r>
+        <w:rPr>
+          <w:b/>
+        </w:rPr>
+        <w:t>Vedflamlav (NT)</w:t>
+      </w:r>
+      <w:r>
+        <w:t xml:space="preserve"> växer på gammal hård och torr, exponerad kärnved av tall, främst på högstubbar i ljusöppna lägen, t.ex. vid och på myrar, sjökanter, i glesa hällmarkskogar och i brandpräglade tallnaturskogar. Substratet nyskapas i begränsad omfattning och arten är en utmärkt indikator på höga naturvärden i denna skogstyp. Tall- och barrblandskogar med naturskogskaraktär och spår av bränder har ofta höga biologiska värden och bör skyddas (SLU Artdatabanken, 2024).</w:t>
+      </w:r>
+    </w:p>
+    <w:p>
+      <w:r>
+        <w:rPr>
+          <w:b/>
+        </w:rPr>
+        <w:t>Vedskivlav (NT)</w:t>
+      </w:r>
+      <w:r>
+        <w:t xml:space="preserve"> växer på gammal, torr, exponerad, hård kärnved av framförallt tall i naturskogsartade bestånd. Avverkning av tallskog av naturskogskaraktär med spår av återkommande bränder är ett hot. Mängden lämplig ved att växa på för vedskivlav minskar, dels på grund av naturlig nedbrytning men framförallt på grund av att de förstörs i samband med slutavverkningar, gallringar och markberedning. Tall- och blandbarrskogar av naturskogskaraktär med spår av återkommande bränder bör skyddas (SLU Artdatabanken, 2024).</w:t>
       </w:r>
     </w:p>
     <w:p>
@@ -273,6 +370,71 @@
         <w:pStyle w:val="Heading1"/>
       </w:pPr>
       <w:r>
+        <w:t>Fridlysta arter</w:t>
+      </w:r>
+    </w:p>
+    <w:p>
+      <w:r>
+        <w:t>Följande fridlysta arter har sina livsmiljöer och växtplatser i den avverkningsanmälda skogen: spillkråka (NT, §4), talltita (NT, §4), tretåig hackspett (NT, §4) och kungsfågel (§4).</w:t>
+      </w:r>
+    </w:p>
+    <w:p>
+      <w:r>
+        <w:t xml:space="preserve">Observera att medlemsländerna är skyldiga att agera i enlighet med EU:s fågeldirektiv där det uttryckligen står att direktivet gäller för fåglar samt för deras ägg, bon och </w:t>
+      </w:r>
+      <w:r>
+        <w:rPr>
+          <w:b/>
+        </w:rPr>
+        <w:t xml:space="preserve">livsmiljöer </w:t>
+      </w:r>
+      <w:r>
+        <w:t>(artikel 1). Vidare att de åtgärder som vidtas inte får leda till en försämring av den nuvarande situationen beträffande bevarandet av de fågelarter som avses i artikel 1 (artikel 13). Fågeldirektivet är styrande för tillsynsansvariga myndigheters ärendehantering, ställningstaganden och beslutsfattande.</w:t>
+      </w:r>
+    </w:p>
+    <w:p>
+      <w:r>
+        <w:rPr>
+          <w:b/>
+        </w:rPr>
+        <w:t>Spillkråka (NT, §4)</w:t>
+      </w:r>
+      <w:r>
+        <w:t xml:space="preserve"> är rödlistad som nära hotad och ingår i bilaga 1 i EU:s fågeldirektiv. Den minskar i population på grund av minskad tillgång på lämpliga bo- och födoträd och minskad födotillgång. Spillkråkans minskningstakt har uppgått till 19 (24–10) % under de senaste 15 åren. Minskningstakten för den svenska populationen bedöms vara nära gränsvärdet för Sårbar (VU) (A2bc). Skogsbruk med korta omloppstider och täta, homogena ungskogar utgör det största hotet, (SLU Artdatabanken, 2023).</w:t>
+      </w:r>
+    </w:p>
+    <w:p>
+      <w:r>
+        <w:rPr>
+          <w:b/>
+        </w:rPr>
+        <w:t>Talltita (NT, §4)</w:t>
+      </w:r>
+      <w:r>
+        <w:t>, rödlistad som nära hotad och prioriterad art i Skogsvårdslagen har häckningsrevir i anmälan. Arten har minskat kraftigt de senaste 30 åren och minskningstakten innevarande 10-årsperiod beräknas till 20 (10–30) %. Talltitan är synnerligen trogen sitt cirka 15 hektar stora revir och är beroende av flerskiktade olikåldriga skogar för att kunna föda upp sina ungar. Talltitan försvinner om dess livsmiljö kalavverkas (Eggers &amp; Low (2014); Ekman (1979); Griesser et al (2007); Klein (2020); Siffczyk et al (2003); SLU Artdatabanken (2021).</w:t>
+      </w:r>
+    </w:p>
+    <w:p>
+      <w:r>
+        <w:rPr>
+          <w:b/>
+        </w:rPr>
+        <w:t>Tretåig hackspett (NT, §4)</w:t>
+      </w:r>
+      <w:r>
+        <w:t xml:space="preserve"> är rödlistad som nära hotad och ingår i bilaga 1 i EU:s fågeldirektiv. Tretåig hackspett är för sin överlevnad beroende av kontinuerlig tillförsel av äldre döende och död ved, som sker genom naturliga självgallringsprocesser i äldre grannaturskogar och barrblandade naturskogar. Om en skog genom skogsbruk gallras eller glesas ur så upphör och uteblir i stort sett den naturliga självgallringsprocessen för mycket lång tid framöver vilket omöjliggör upprätthållandet av den kontinuerliga ekologiska funktionen i ett område. Det finns studier som visar att naturskogens självgallringsprocess som den tretåiga hackspetten är beroende av, inte kan ersättas med efterlämnad hänsyn i skogsbruket (Imbeau &amp; Desrochers, 2002). Storleken på häckningsreviret varierar med skogstypen, förekomsten av död ved och graden av fragmentering, men är i allmänhet i storleksordningen 25–100 hektar. Vintertid krävs ofta betydligt större områden och det finns studier som antyder att arten behöver minst 100 hektar äldre skog. I områden med låg bonitet kan det behövas över 200 hektar lämpligt habitat för att ett par ska kunna reproducera sig. Områden med dokumenterad permanent förekomst i naturskogsmiljöer har vanligen så stora naturvärden att skogsbruk är olämpligt (Skogsstyrelsen, 2016).</w:t>
+      </w:r>
+    </w:p>
+    <w:p>
+      <w:r>
+        <w:t>I BILAGA 1 finns mer detaljerad information om ekologi samt krav på livsmiljö hos fridlysta arter.</w:t>
+      </w:r>
+    </w:p>
+    <w:p>
+      <w:pPr>
+        <w:pStyle w:val="Heading1"/>
+      </w:pPr>
+      <w:r>
         <w:t>Certifiering</w:t>
       </w:r>
     </w:p>
@@ -320,6 +482,22 @@
       <w:r>
         <w:t>I den avverkningsanmälda skogen har fridlysta arter sina livsmiljöer och växtplatser. Att skada de fridlysta arternas livsmiljöer, växtplatser eller ekologiska funktion är inte tillåtet enligt artskyddsförordningen.</w:t>
       </w:r>
+      <w:r>
+        <w:rPr>
+          <w:i/>
+        </w:rPr>
+        <w:t xml:space="preserve"> EU:s medlemsländer och skogsbolag är skyldiga att agera i enlighet med EU:s fågeldirektiv där det uttryckligen står att direktivet gäller för fåglar samt för deras ägg, bon och </w:t>
+      </w:r>
+      <w:r>
+        <w:rPr>
+          <w:b/>
+          <w:i/>
+        </w:rPr>
+        <w:t xml:space="preserve">livsmiljöer </w:t>
+      </w:r>
+      <w:r>
+        <w:t>(artikel 1). Vidare att de åtgärder som vidtas inte får leda till en försämring av den nuvarande situationen beträffande bevarandet av de fågelarter som avses i artikel 1 (artikel 13).</w:t>
+      </w:r>
     </w:p>
     <w:p>
       <w:r>
@@ -358,7 +536,7 @@
         <w:rPr>
           <w:i/>
         </w:rPr>
-        <w:t>I det avverkningsanmälda skogsområdet har 4 naturvårdsarter varav 2 rödlistade arter sina livsmiljöer och växtplatser.</w:t>
+        <w:t>I det avverkningsanmälda skogsområdet har 16 naturvårdsarter varav 12 rödlistade arter sina livsmiljöer och växtplatser.</w:t>
       </w:r>
     </w:p>
     <w:p>
@@ -543,6 +721,515 @@
           <w:i/>
         </w:rPr>
         <w:t>I den avverkningsanmälda skogen har fridlysta arter sina livsmiljöer och växtplatser. Att skada de fridlysta arternas livsmiljöer, växtplatser eller ekologiska funktion är inte tillåtet enligt artskyddsförordningen</w:t>
+      </w:r>
+    </w:p>
+    <w:p>
+      <w:r>
+        <w:br w:type="page"/>
+      </w:r>
+    </w:p>
+    <w:p>
+      <w:pPr>
+        <w:pStyle w:val="Title"/>
+      </w:pPr>
+      <w:r>
+        <w:t>BILAGA 1 –</w:t>
+        <w:br/>
+        <w:t>Fridlysta och rödlistade arter</w:t>
+      </w:r>
+    </w:p>
+    <w:p>
+      <w:pPr>
+        <w:pStyle w:val="Heading1"/>
+      </w:pPr>
+      <w:r>
+        <w:t>Mindre märgborre – ekologi samt krav på livsmiljön</w:t>
+      </w:r>
+    </w:p>
+    <w:p>
+      <w:r>
+        <w:t xml:space="preserve">Mindre märgborre är en signalart för tallskog med höga naturvärden och kan lätt konstateras genom sina karaktäristiska måsvingeliknande gnagspår som ofta hittas på grova tallgrenar på marken. Mindre märgborre betraktas tillsammans med skarptandad barkborre (NT) som nyckelarter, eftersom en rad sällsynta efterföljande arter är beroende av deras gångsystem. Bland dessa kan nämnas åtgärdsprogramsarterna avlång barkborre (VU), </w:t>
+      </w:r>
+      <w:r>
+        <w:rPr>
+          <w:i/>
+        </w:rPr>
+        <w:t>Corticeus longulus</w:t>
+      </w:r>
+      <w:r>
+        <w:t xml:space="preserve"> (VU), tallbarksvartbagge (VU), tallgångbagge (VU) och cholodkovskys bastborre (NT) (Pettersson, 2014; Gunnarsson m fl., 1999).</w:t>
+      </w:r>
+    </w:p>
+    <w:p>
+      <w:r>
+        <w:t>Tallskogar tillhör de livsmiljöer som förändrats i stor skala, där många kvadratmil har omvandlats till unga produktionsskogar. I sådana skogar saknas förutsättningar för de ovannämnda sällsynta barkborrarna och alltmer kunskap tyder på att skogsbrukets omvandling av skogslandskapet, missgynnar åtgärdsprogrammets arter även inne i skyddade områden (Hedgren, 2012; Hedgren m.fl., 2010; Wikars m.fl., 2010; Wikars, 2009). Orsaken är sannolikt att dagens intensiva skogsbruk trivialiserar faunan på nydöda träd. Detta sker genom att generalister förökas upp i sådan grad i den brukade skogen att dessa även kommer att dominera i de för hållandevis små och fragmenterade områden som avsätts för naturvård (Appelqvist, 2005; Janzen, 1983; Ås, 1999).</w:t>
+      </w:r>
+    </w:p>
+    <w:p>
+      <w:r>
+        <w:t>Ett tydligt exempel på en generalist som gynnas av dagens skogsbruk är större märgborre på nydöd tall. Denna utvecklas förutom i vindfällen gärna i avverkningsavfall, inklusive avverkningsstubbar och röjningsstammar. Därmed har den större märgborren möjlighet att upprätthålla stora och stabila populationer på huvuddelen av landets skogsmark, vilket leder till en trivialisering av faunan. Större märgborre inverkar sannolikt direkt negativt på arter som tolvtandad barkborre (EN) och avlång barkborre (VU), och indirekt på de som är gynnade av blånadssvampar, dvs. följearter till framförallt mindre märgborre och skarptandad barkborre (NT). De barkborrar som missgynnas av större märgborre är i mycket högre grad gynnade av tallar som dör genom självgallring, dvs. i normalfallet skog som inte används till skogsproduktion (Pettersson, 2014; Wikars, skriftl.).</w:t>
+      </w:r>
+    </w:p>
+    <w:p>
+      <w:r>
+        <w:t>Rika förekomster av främst mindre märgborre men även skarptandad barkborre (NT) är en signal för artrikedom och inventeringar har visat att det är i skogar med en naturlig självgallring som det skapas förutsättningar för dessa arter samt de efterföljande åtgärdsprogramsarterna (Pettersson, 2014; Hedgren, 2012). Tallskogar med stark förekomst av mindre märgborre och skarptandad barkborre bör avsättas som reservat. Generellt bör hänsyn tas vid slutavverkning av talldominerad skog så att avverkningsrester som gren- och toppdelar (s.k. GROT) lämnas (Pettersson, 2014).</w:t>
+      </w:r>
+    </w:p>
+    <w:p>
+      <w:pPr>
+        <w:pStyle w:val="Heading2"/>
+      </w:pPr>
+      <w:r>
+        <w:t>Referenser – mindre märgborre</w:t>
+      </w:r>
+    </w:p>
+    <w:p>
+      <w:r>
+        <w:t xml:space="preserve">Appelqvist, T., 2005. </w:t>
+      </w:r>
+      <w:r>
+        <w:rPr>
+          <w:i/>
+        </w:rPr>
+        <w:t>Naturvårdsbiologisk forskning. Underlag för områdesskydd i landskapet.</w:t>
+      </w:r>
+      <w:r>
+        <w:t xml:space="preserve"> Naturvårdsverket, Rapport 5452.</w:t>
+      </w:r>
+    </w:p>
+    <w:p>
+      <w:r>
+        <w:t xml:space="preserve">Gunnarsson, B., Pettersson, R. B., Hake, M. och Hultengren, S. &amp; Sjöberg, K., 1999. </w:t>
+      </w:r>
+      <w:r>
+        <w:rPr>
+          <w:i/>
+        </w:rPr>
+        <w:t xml:space="preserve">Spindlar och skalbaggar som indikatorer i barrskog. </w:t>
+      </w:r>
+      <w:r>
+        <w:t>Skog &amp; Forskning, Nr. 2/99, s. 46–51.</w:t>
+      </w:r>
+    </w:p>
+    <w:p>
+      <w:r>
+        <w:t xml:space="preserve">Hedgren, O., 2012. </w:t>
+      </w:r>
+      <w:r>
+        <w:rPr>
+          <w:i/>
+        </w:rPr>
+        <w:t>Hotade insekter på tallved i Dalarna.</w:t>
+      </w:r>
+      <w:r>
+        <w:t xml:space="preserve"> Länsstyrelsen Dalarna, Naturvårdsenheten. Rapport 2012:16.</w:t>
+      </w:r>
+    </w:p>
+    <w:p>
+      <w:r>
+        <w:t xml:space="preserve">Hedgren, O. 2010. </w:t>
+      </w:r>
+      <w:r>
+        <w:rPr>
+          <w:i/>
+        </w:rPr>
+        <w:t>Vedinsekter i tallskog och på brandfält i Värmland.</w:t>
+      </w:r>
+      <w:r>
+        <w:t xml:space="preserve"> Länsstyrelsen Värmland, Stencil, 39 s.</w:t>
+      </w:r>
+    </w:p>
+    <w:p>
+      <w:r>
+        <w:t xml:space="preserve">Janzen, D. H., 1983. </w:t>
+      </w:r>
+      <w:r>
+        <w:rPr>
+          <w:i/>
+        </w:rPr>
+        <w:t>No park is an island: Increase in interference from outside as park size decreases</w:t>
+      </w:r>
+      <w:r>
+        <w:t>. Oikos 41: 402–410.</w:t>
+      </w:r>
+    </w:p>
+    <w:p>
+      <w:r>
+        <w:t xml:space="preserve">Jonsell, M., Weslien, J. &amp; Ehn ström, B., 1998. </w:t>
+      </w:r>
+      <w:r>
+        <w:rPr>
+          <w:i/>
+        </w:rPr>
+        <w:t>Substrate requirements of red-listed saproxylic invertebrates in Sweden</w:t>
+      </w:r>
+      <w:r>
+        <w:t>. Biodiversity and Conserv. 7: 749–764.</w:t>
+      </w:r>
+    </w:p>
+    <w:p>
+      <w:r>
+        <w:t xml:space="preserve">Pettersson, R. B., 2014). </w:t>
+      </w:r>
+      <w:r>
+        <w:rPr>
+          <w:i/>
+        </w:rPr>
+        <w:t>Åtgärdsprogram för skalbaggar på nyligen död tall, 2014–2018.</w:t>
+      </w:r>
+      <w:r>
+        <w:t xml:space="preserve"> Rapport 6599. Bromma: Naturvårdsverket.</w:t>
+      </w:r>
+    </w:p>
+    <w:p>
+      <w:r>
+        <w:t xml:space="preserve">Wikars, L.-O., Hansson, J. &amp; Hedgren, O., 2010. </w:t>
+      </w:r>
+      <w:r>
+        <w:rPr>
+          <w:i/>
+        </w:rPr>
+        <w:t>Inventering av vedlevande skalbaggar – tallskogar i Örebro län.</w:t>
+      </w:r>
+      <w:r>
+        <w:t xml:space="preserve"> Länsstyrelsen i Örebro län, publ.nr. 2010:2.</w:t>
+      </w:r>
+    </w:p>
+    <w:p>
+      <w:r>
+        <w:t xml:space="preserve">Wikars, L.-O., 2009. </w:t>
+      </w:r>
+      <w:r>
+        <w:rPr>
+          <w:i/>
+        </w:rPr>
+        <w:t>Vedskalbaggar i Hamra nationalpark, Gävleborgs län.</w:t>
+      </w:r>
+      <w:r>
+        <w:t xml:space="preserve"> Länsstyrelsen Gävleborg, Rapport 2009:14.</w:t>
+      </w:r>
+    </w:p>
+    <w:p>
+      <w:pPr>
+        <w:pStyle w:val="Heading1"/>
+      </w:pPr>
+      <w:r>
+        <w:t>Spillkråka – ekologi samt krav på livsmiljön</w:t>
+      </w:r>
+    </w:p>
+    <w:p>
+      <w:r>
+        <w:t>Spillkråka (NT) är rödlistad som nära hotad, fridlyst enligt §4 Artskyddsförordningen och ingår i bilaga 1 i EU:s fågeldirektiv. Spillkråka lever i både barr- och blandskog liksom i ren lövskog. De tätaste populationerna tenderar att finnas i äldre, variationsrik blandskog med gott om död ved och gamla träd.</w:t>
+      </w:r>
+    </w:p>
+    <w:p>
+      <w:r>
+        <w:t>Varje par utnyttjar 400–1000 hektar skog beroende på skogens kvalitet. En minskning av populationen pågår på grund av minskad tillgång på lämpliga bo- och födoträd och minskad födotillgång. Spillkråkans minskningstakt har uppgått till 19 (24–10) % under de senaste 15 åren. Minskningstakten för den svenska populationen bedöms vara nära gränsvärdet för Sårbar (VU) (A2bc). Skogsbruk med korta omloppstider och täta, homogena ungskogar utgör det största hotet (Artdatabanken 2023).</w:t>
+      </w:r>
+    </w:p>
+    <w:p>
+      <w:pPr>
+        <w:pStyle w:val="Heading2"/>
+      </w:pPr>
+      <w:r>
+        <w:t>Referenser – spillkråka</w:t>
+      </w:r>
+    </w:p>
+    <w:p>
+      <w:r>
+        <w:t xml:space="preserve">SLU Artdatabanken, 2021. </w:t>
+      </w:r>
+      <w:r>
+        <w:rPr>
+          <w:i/>
+        </w:rPr>
+        <w:t xml:space="preserve">Artfaktablad. Naturvård – artfakta. </w:t>
+      </w:r>
+      <w:r>
+        <w:t>SLU Artdatabanken, Uppsala</w:t>
+      </w:r>
+    </w:p>
+    <w:p>
+      <w:pPr>
+        <w:pStyle w:val="Heading1"/>
+      </w:pPr>
+      <w:r>
+        <w:t>Talltita – ekologi samt krav på livsmiljön</w:t>
+      </w:r>
+    </w:p>
+    <w:p>
+      <w:r>
+        <w:t>Talltita är rödlistad som NT, fridlyst och prioriterad art i Skogsvårdslagen. Den omfattas av EU:s fågeldirektiv. Arten har minskat kraftigt de senaste 30 åren och minskningstakten innevarande 10-årsperiod beräknas till 20 (10–30) % (SLU Artdatabanken, 2022).</w:t>
+      </w:r>
+    </w:p>
+    <w:p>
+      <w:r>
+        <w:t>Talltita föredrar större sammanhängande barrskogar, och finns såväl i tallskog som granskog och i lövblandad barrskog. Skogens struktur är viktig och ska helst vara flerskiktad med riklig underväxt av mindre granar, björk och andra lövträd och buskar. Tillgång på murknande högstubbar är särskilt viktig, eftersom talltitan helst själv hackar ut sitt bohål (SLU Artdatabanken, 2022).</w:t>
+      </w:r>
+    </w:p>
+    <w:p>
+      <w:r>
+        <w:t>Det finns flera studier som visar att talltita är känslig för gallring och inte överlever när dess livsmiljö kalavverkas (Eggers and Low, 2014; Griesser et al., 2007; Klein, 2020). Talltitans revir är förhållandevis stora, 10–20 hektar och arten missgynnas när skogen fragmenteras. Kalavverkning av större delar av reviret innebär att det överges (Artdatabanken, 2021).</w:t>
+      </w:r>
+    </w:p>
+    <w:p>
+      <w:r>
+        <w:t>Talltitan är synnerligen trogen sitt revir så länge paret lever och biotopen förblir intakt. Paret stannar i sitt revir året om. En förlust av ett revir har därför en stor inverkan på den lokala populationen och trakthyggesbruket anses vara orsak till den svenska populationens kraftiga minskning. Talltiteparets revirtrohet innebär att närhelst under året man observerar en adult talltita så ingår denna plats i reviret (Siffczyk et al., 2003; Ekman, 1979).</w:t>
+      </w:r>
+    </w:p>
+    <w:p>
+      <w:pPr>
+        <w:pStyle w:val="Heading2"/>
+      </w:pPr>
+      <w:r>
+        <w:t>Referenser – talltita</w:t>
+      </w:r>
+    </w:p>
+    <w:p>
+      <w:r>
+        <w:t xml:space="preserve">Eggers, S., Low, M., 2014. </w:t>
+      </w:r>
+      <w:r>
+        <w:rPr>
+          <w:i/>
+        </w:rPr>
+        <w:t xml:space="preserve">Differential demographic responses of sympatric Parids to vegetation management in boreal forest. </w:t>
+      </w:r>
+      <w:r>
+        <w:t>For. Ecol. Manage. 319, 169–175.</w:t>
+      </w:r>
+    </w:p>
+    <w:p>
+      <w:r>
+        <w:t xml:space="preserve">Ekman, J., 1979. </w:t>
+      </w:r>
+      <w:r>
+        <w:rPr>
+          <w:i/>
+        </w:rPr>
+        <w:t xml:space="preserve">Coherence, composition and territories of winter social groups of the Willow Tit Parus montanus and the Crested Tit P. cristatus. </w:t>
+      </w:r>
+      <w:r>
+        <w:t>Ornis Scandinavica, 10, pp 56–68</w:t>
+      </w:r>
+    </w:p>
+    <w:p>
+      <w:r>
+        <w:t xml:space="preserve">Griesser, M., Nystrand, M., Eggers, S., Ekman, J., 2007. </w:t>
+      </w:r>
+      <w:r>
+        <w:rPr>
+          <w:i/>
+        </w:rPr>
+        <w:t xml:space="preserve">Impact of forestry practices on fitness correlates and population productivity in an open-nesting bird species. </w:t>
+      </w:r>
+      <w:r>
+        <w:t>Conserv. Biol. 21, 767–774. https://doi.org/10.1111/j.1523- 1739.2007.00675.x</w:t>
+      </w:r>
+    </w:p>
+    <w:p>
+      <w:r>
+        <w:t xml:space="preserve">Klein, J., 2020. </w:t>
+      </w:r>
+      <w:r>
+        <w:rPr>
+          <w:i/>
+        </w:rPr>
+        <w:t xml:space="preserve">The forgotten forest – On thinning, retention, and biodiversity in the boreal forest. </w:t>
+      </w:r>
+      <w:r>
+        <w:t>Doctoral Thesis No. 2020:50</w:t>
+      </w:r>
+    </w:p>
+    <w:p>
+      <w:r>
+        <w:t xml:space="preserve">Siffczyk, C., Brotons, L., Kangas, K., Orell, M., 2003. </w:t>
+      </w:r>
+      <w:r>
+        <w:rPr>
+          <w:i/>
+        </w:rPr>
+        <w:t xml:space="preserve">Home range size of willow tits. </w:t>
+      </w:r>
+      <w:r>
+        <w:t>Oecologica, 136, 635–642 (2003)</w:t>
+      </w:r>
+    </w:p>
+    <w:p>
+      <w:r>
+        <w:t xml:space="preserve">SLU Artdatabanken, 2021. </w:t>
+      </w:r>
+      <w:r>
+        <w:rPr>
+          <w:i/>
+        </w:rPr>
+        <w:t xml:space="preserve">Artfaktablad. Naturvård – artfakta. </w:t>
+      </w:r>
+      <w:r>
+        <w:t>SLU Artdatabanken, Uppsala</w:t>
+      </w:r>
+    </w:p>
+    <w:p>
+      <w:pPr>
+        <w:pStyle w:val="Heading1"/>
+      </w:pPr>
+      <w:r>
+        <w:t>Tretåig hackspett – ekologi samt krav på livsmiljön</w:t>
+      </w:r>
+    </w:p>
+    <w:p>
+      <w:r>
+        <w:t xml:space="preserve">Tretåig hackspett (NT) är fridlyst enligt §4 Artskyddsförordningen och finns med som prioriterad art i Skogsstyrelsen vägledning för skogsbruket (bilaga 4 till SVL). I vägledningen står bland annat att: </w:t>
+      </w:r>
+      <w:r>
+        <w:rPr>
+          <w:i/>
+        </w:rPr>
+        <w:t xml:space="preserve">“Tretåig hackspett har stora arealkrav och höga krav på sin livsmiljö. Omdaningen av naturskogar till kulturskogar medför en förlust av viktiga miljöer, något som förstärks av ökad fragmentering till följd av avverkningar.” </w:t>
+      </w:r>
+      <w:r>
+        <w:t xml:space="preserve">Vidare att: </w:t>
+      </w:r>
+      <w:r>
+        <w:rPr>
+          <w:i/>
+        </w:rPr>
+        <w:t>“Områden med dokumenterad permanent förekomst i naturskogsmiljöer har vanligen så stora naturvärden att skogsbruk är olämpligt”.</w:t>
+      </w:r>
+    </w:p>
+    <w:p>
+      <w:r>
+        <w:t>Tretåig hackspett är beroende av större sammanhängande naturskogar med kontinuerlig tillgång och nybildning av död ved och fragmentering av livsmiljöerna utgör ett stort hot mot arten (se exempelvis Stachura-Skierczynska et al., 2009; Wesolowski et al., 2005; Butler et al., 2004; Pakkala et al., 2002; Amcoff et al., 1996; Virkkala, 1991). Det finns studier som visar att naturskogens självgallringsprocess som den tretåiga hackspetten är beroende av, inte kan ersättas med efterlämnad hänsyn i skogsbruket (Imbeau &amp; Desrochers, 2002).</w:t>
+      </w:r>
+    </w:p>
+    <w:p>
+      <w:r>
+        <w:t>Permanenta revir av tretåig hackspett karaktäriseras ofta av artens typiska ringformigt ordnade hackmärken på framför allt gamla granar. För att säkerställa att inte revir av tretåig hackspett drabbas av avverkningsplanerna bör en inventering göras i området både under häckningstid och under vintern, då arten utnyttjar betydligt större områden än under sommarens häckningsrevir. Storleken på häckningsreviret varierar med skogstypen, förekomsten av död ved och graden av fragmentering, men är i allmänhet i storleksordningen 25–100 hektar.</w:t>
+      </w:r>
+    </w:p>
+    <w:p>
+      <w:r>
+        <w:t>Förutom fridlysning enligt §4 Artskyddsförordningen är tretåig hackspett även förtecknad i EU:s fågeldirektiv bilaga 1. Den ingår också i Natura 2000 och är förtecknad i Bernkonventionen bilaga II (strikt skyddade djurarter).</w:t>
+      </w:r>
+    </w:p>
+    <w:p>
+      <w:pPr>
+        <w:pStyle w:val="Heading2"/>
+      </w:pPr>
+      <w:r>
+        <w:t>Referenser – tretåig hackspett</w:t>
+      </w:r>
+    </w:p>
+    <w:p>
+      <w:r>
+        <w:t xml:space="preserve">Amcoff, M. &amp; Eriksson, P. 1996. </w:t>
+      </w:r>
+      <w:r>
+        <w:rPr>
+          <w:i/>
+        </w:rPr>
+        <w:t xml:space="preserve">Förekomst av tretåig hackspett Picoides tridactylus på bestånds- och landskapsnivå. </w:t>
+      </w:r>
+      <w:r>
+        <w:t>Ornis Svecica 6: 107–119</w:t>
+      </w:r>
+    </w:p>
+    <w:p>
+      <w:r>
+        <w:t xml:space="preserve">Butler, R., Angelstam, P., Ekelund, P. &amp; Schlaeffer, R. 2004. </w:t>
+      </w:r>
+      <w:r>
+        <w:rPr>
+          <w:i/>
+        </w:rPr>
+        <w:t xml:space="preserve">Dead wood threshold values for the three-toed woodpecker presence in boreal and sub-Alpine forest. </w:t>
+      </w:r>
+      <w:r>
+        <w:t>Biological conservation 119(3): 305–318</w:t>
+      </w:r>
+    </w:p>
+    <w:p>
+      <w:r>
+        <w:t xml:space="preserve">Imbeau, L. &amp; Desrochers, A. 2002. </w:t>
+      </w:r>
+      <w:r>
+        <w:rPr>
+          <w:i/>
+        </w:rPr>
+        <w:t xml:space="preserve">Foraging Ecology and Use of Drumming Trees by Three-Toed Woodpeckers. </w:t>
+      </w:r>
+      <w:r>
+        <w:t>The Journal of Wildlife Management. Vol. 66, No. 1 (Jan., 2002), pp. 222–231.</w:t>
+      </w:r>
+    </w:p>
+    <w:p>
+      <w:r>
+        <w:t xml:space="preserve">Pakkala, T., Hanski, I. &amp; Tomppo, E. 2002. </w:t>
+      </w:r>
+      <w:r>
+        <w:rPr>
+          <w:i/>
+        </w:rPr>
+        <w:t xml:space="preserve">Spatial ecology of the three-toed woodpecker in managed forest landscapes. </w:t>
+      </w:r>
+      <w:r>
+        <w:t>Silva Fennica 36(1): 279–288.</w:t>
+      </w:r>
+    </w:p>
+    <w:p>
+      <w:r>
+        <w:t xml:space="preserve">Skogsstyrelsen, 2016. </w:t>
+      </w:r>
+      <w:r>
+        <w:rPr>
+          <w:i/>
+        </w:rPr>
+        <w:t xml:space="preserve">Vägledning för hänsyn till fåglar – Tretåig hackspett. </w:t>
+      </w:r>
+      <w:r>
+        <w:t>www.skogsstyrelsen.se</w:t>
+      </w:r>
+    </w:p>
+    <w:p>
+      <w:r>
+        <w:t xml:space="preserve">Stachura-Skierczynska, K., Tumiel, T. &amp; Skierczynski, M. 2009. </w:t>
+      </w:r>
+      <w:r>
+        <w:rPr>
+          <w:i/>
+        </w:rPr>
+        <w:t xml:space="preserve">Habitat prediction model for three-toed woodpecker and its implications for the conservation of biologically valuable forests. </w:t>
+      </w:r>
+      <w:r>
+        <w:t>Forest Ecology and Management 258(5): 697–703.</w:t>
+      </w:r>
+    </w:p>
+    <w:p>
+      <w:r>
+        <w:t xml:space="preserve">Virkkala, R. 1991. </w:t>
+      </w:r>
+      <w:r>
+        <w:rPr>
+          <w:i/>
+        </w:rPr>
+        <w:t xml:space="preserve">Population trends of forest birds in a Finnish Lapland landscape of large habitat blocks – Consequences of stochastic environmental variation or regional habitat alteration. </w:t>
+      </w:r>
+      <w:r>
+        <w:t>Biological conservation 56(2): 223–240</w:t>
+      </w:r>
+    </w:p>
+    <w:p>
+      <w:r>
+        <w:t xml:space="preserve">Wesolowski, T., Czeszczewik, D. &amp; Rowinski, P. 2005. </w:t>
+      </w:r>
+      <w:r>
+        <w:rPr>
+          <w:i/>
+        </w:rPr>
+        <w:t xml:space="preserve">Effects of forest management on Three-toed Woodpecker Picoides tridactylus distribution in the Bialowieza Forest (NE Poland): conservation implications. </w:t>
+      </w:r>
+      <w:r>
+        <w:t>Acta Ornithologica 40(1): 53–60.</w:t>
       </w:r>
     </w:p>
     <w:sectPr>
@@ -673,7 +1360,7 @@
     <w:r>
       <w:tab/>
       <w:tab/>
-      <w:t>2025-11-15</w:t>
+      <w:t>2025-11-20</w:t>
       <w:br/>
       <w:br/>
     </w:r>

--- a/klagomål/A 53732-2025 FSC-klagomål.docx
+++ b/klagomål/A 53732-2025 FSC-klagomål.docx
@@ -1360,7 +1360,7 @@
     <w:r>
       <w:tab/>
       <w:tab/>
-      <w:t>2025-11-20</w:t>
+      <w:t>2025-11-21</w:t>
       <w:br/>
       <w:br/>
     </w:r>

--- a/klagomål/A 53732-2025 FSC-klagomål.docx
+++ b/klagomål/A 53732-2025 FSC-klagomål.docx
@@ -1360,7 +1360,7 @@
     <w:r>
       <w:tab/>
       <w:tab/>
-      <w:t>2025-11-21</w:t>
+      <w:t>2025-11-22</w:t>
       <w:br/>
       <w:br/>
     </w:r>

--- a/klagomål/A 53732-2025 FSC-klagomål.docx
+++ b/klagomål/A 53732-2025 FSC-klagomål.docx
@@ -1360,7 +1360,7 @@
     <w:r>
       <w:tab/>
       <w:tab/>
-      <w:t>2025-11-22</w:t>
+      <w:t>2025-11-23</w:t>
       <w:br/>
       <w:br/>
     </w:r>

--- a/klagomål/A 53732-2025 FSC-klagomål.docx
+++ b/klagomål/A 53732-2025 FSC-klagomål.docx
@@ -1360,7 +1360,7 @@
     <w:r>
       <w:tab/>
       <w:tab/>
-      <w:t>2025-11-23</w:t>
+      <w:t>2025-11-24</w:t>
       <w:br/>
       <w:br/>
     </w:r>

--- a/klagomål/A 53732-2025 FSC-klagomål.docx
+++ b/klagomål/A 53732-2025 FSC-klagomål.docx
@@ -1360,7 +1360,7 @@
     <w:r>
       <w:tab/>
       <w:tab/>
-      <w:t>2025-11-24</w:t>
+      <w:t>2025-11-25</w:t>
       <w:br/>
       <w:br/>
     </w:r>

--- a/klagomål/A 53732-2025 FSC-klagomål.docx
+++ b/klagomål/A 53732-2025 FSC-klagomål.docx
@@ -1360,7 +1360,7 @@
     <w:r>
       <w:tab/>
       <w:tab/>
-      <w:t>2025-11-25</w:t>
+      <w:t>2025-11-26</w:t>
       <w:br/>
       <w:br/>
     </w:r>

--- a/klagomål/A 53732-2025 FSC-klagomål.docx
+++ b/klagomål/A 53732-2025 FSC-klagomål.docx
@@ -1360,7 +1360,7 @@
     <w:r>
       <w:tab/>
       <w:tab/>
-      <w:t>2025-11-26</w:t>
+      <w:t>2025-11-27</w:t>
       <w:br/>
       <w:br/>
     </w:r>

--- a/klagomål/A 53732-2025 FSC-klagomål.docx
+++ b/klagomål/A 53732-2025 FSC-klagomål.docx
@@ -1360,7 +1360,7 @@
     <w:r>
       <w:tab/>
       <w:tab/>
-      <w:t>2025-11-27</w:t>
+      <w:t>2025-11-28</w:t>
       <w:br/>
       <w:br/>
     </w:r>

--- a/klagomål/A 53732-2025 FSC-klagomål.docx
+++ b/klagomål/A 53732-2025 FSC-klagomål.docx
@@ -1360,7 +1360,7 @@
     <w:r>
       <w:tab/>
       <w:tab/>
-      <w:t>2025-11-28</w:t>
+      <w:t>2025-11-29</w:t>
       <w:br/>
       <w:br/>
     </w:r>

--- a/klagomål/A 53732-2025 FSC-klagomål.docx
+++ b/klagomål/A 53732-2025 FSC-klagomål.docx
@@ -1360,7 +1360,7 @@
     <w:r>
       <w:tab/>
       <w:tab/>
-      <w:t>2025-11-29</w:t>
+      <w:t>2025-11-30</w:t>
       <w:br/>
       <w:br/>
     </w:r>

--- a/klagomål/A 53732-2025 FSC-klagomål.docx
+++ b/klagomål/A 53732-2025 FSC-klagomål.docx
@@ -1360,7 +1360,7 @@
     <w:r>
       <w:tab/>
       <w:tab/>
-      <w:t>2025-11-30</w:t>
+      <w:t>2025-12-01</w:t>
       <w:br/>
       <w:br/>
     </w:r>

--- a/klagomål/A 53732-2025 FSC-klagomål.docx
+++ b/klagomål/A 53732-2025 FSC-klagomål.docx
@@ -1360,7 +1360,7 @@
     <w:r>
       <w:tab/>
       <w:tab/>
-      <w:t>2025-12-01</w:t>
+      <w:t>2025-12-02</w:t>
       <w:br/>
       <w:br/>
     </w:r>

--- a/klagomål/A 53732-2025 FSC-klagomål.docx
+++ b/klagomål/A 53732-2025 FSC-klagomål.docx
@@ -1360,7 +1360,7 @@
     <w:r>
       <w:tab/>
       <w:tab/>
-      <w:t>2025-12-02</w:t>
+      <w:t>2025-12-03</w:t>
       <w:br/>
       <w:br/>
     </w:r>

--- a/klagomål/A 53732-2025 FSC-klagomål.docx
+++ b/klagomål/A 53732-2025 FSC-klagomål.docx
@@ -1360,7 +1360,7 @@
     <w:r>
       <w:tab/>
       <w:tab/>
-      <w:t>2025-12-03</w:t>
+      <w:t>2025-12-04</w:t>
       <w:br/>
       <w:br/>
     </w:r>

--- a/klagomål/A 53732-2025 FSC-klagomål.docx
+++ b/klagomål/A 53732-2025 FSC-klagomål.docx
@@ -1360,7 +1360,7 @@
     <w:r>
       <w:tab/>
       <w:tab/>
-      <w:t>2025-12-04</w:t>
+      <w:t>2025-12-05</w:t>
       <w:br/>
       <w:br/>
     </w:r>

--- a/klagomål/A 53732-2025 FSC-klagomål.docx
+++ b/klagomål/A 53732-2025 FSC-klagomål.docx
@@ -1360,7 +1360,7 @@
     <w:r>
       <w:tab/>
       <w:tab/>
-      <w:t>2025-12-05</w:t>
+      <w:t>2025-12-06</w:t>
       <w:br/>
       <w:br/>
     </w:r>

--- a/klagomål/A 53732-2025 FSC-klagomål.docx
+++ b/klagomål/A 53732-2025 FSC-klagomål.docx
@@ -1360,7 +1360,7 @@
     <w:r>
       <w:tab/>
       <w:tab/>
-      <w:t>2025-12-06</w:t>
+      <w:t>2025-12-07</w:t>
       <w:br/>
       <w:br/>
     </w:r>

--- a/klagomål/A 53732-2025 FSC-klagomål.docx
+++ b/klagomål/A 53732-2025 FSC-klagomål.docx
@@ -1360,7 +1360,7 @@
     <w:r>
       <w:tab/>
       <w:tab/>
-      <w:t>2025-12-07</w:t>
+      <w:t>2025-12-08</w:t>
       <w:br/>
       <w:br/>
     </w:r>

--- a/klagomål/A 53732-2025 FSC-klagomål.docx
+++ b/klagomål/A 53732-2025 FSC-klagomål.docx
@@ -1360,7 +1360,7 @@
     <w:r>
       <w:tab/>
       <w:tab/>
-      <w:t>2025-12-08</w:t>
+      <w:t>2025-12-09</w:t>
       <w:br/>
       <w:br/>
     </w:r>

--- a/klagomål/A 53732-2025 FSC-klagomål.docx
+++ b/klagomål/A 53732-2025 FSC-klagomål.docx
@@ -1360,7 +1360,7 @@
     <w:r>
       <w:tab/>
       <w:tab/>
-      <w:t>2025-12-09</w:t>
+      <w:t>2025-12-10</w:t>
       <w:br/>
       <w:br/>
     </w:r>

--- a/klagomål/A 53732-2025 FSC-klagomål.docx
+++ b/klagomål/A 53732-2025 FSC-klagomål.docx
@@ -1360,7 +1360,7 @@
     <w:r>
       <w:tab/>
       <w:tab/>
-      <w:t>2025-12-10</w:t>
+      <w:t>2025-12-11</w:t>
       <w:br/>
       <w:br/>
     </w:r>

--- a/klagomål/A 53732-2025 FSC-klagomål.docx
+++ b/klagomål/A 53732-2025 FSC-klagomål.docx
@@ -1360,7 +1360,7 @@
     <w:r>
       <w:tab/>
       <w:tab/>
-      <w:t>2025-12-11</w:t>
+      <w:t>2025-12-12</w:t>
       <w:br/>
       <w:br/>
     </w:r>

--- a/klagomål/A 53732-2025 FSC-klagomål.docx
+++ b/klagomål/A 53732-2025 FSC-klagomål.docx
@@ -1360,7 +1360,7 @@
     <w:r>
       <w:tab/>
       <w:tab/>
-      <w:t>2025-12-12</w:t>
+      <w:t>2025-12-13</w:t>
       <w:br/>
       <w:br/>
     </w:r>

--- a/klagomål/A 53732-2025 FSC-klagomål.docx
+++ b/klagomål/A 53732-2025 FSC-klagomål.docx
@@ -1360,7 +1360,7 @@
     <w:r>
       <w:tab/>
       <w:tab/>
-      <w:t>2025-12-19</w:t>
+      <w:t>2025-12-20</w:t>
       <w:br/>
       <w:br/>
     </w:r>

--- a/klagomål/A 53732-2025 FSC-klagomål.docx
+++ b/klagomål/A 53732-2025 FSC-klagomål.docx
@@ -1360,7 +1360,7 @@
     <w:r>
       <w:tab/>
       <w:tab/>
-      <w:t>2025-12-20</w:t>
+      <w:t>2025-12-21</w:t>
       <w:br/>
       <w:br/>
     </w:r>

--- a/klagomål/A 53732-2025 FSC-klagomål.docx
+++ b/klagomål/A 53732-2025 FSC-klagomål.docx
@@ -1360,7 +1360,7 @@
     <w:r>
       <w:tab/>
       <w:tab/>
-      <w:t>2025-12-21</w:t>
+      <w:t>2025-12-22</w:t>
       <w:br/>
       <w:br/>
     </w:r>

--- a/klagomål/A 53732-2025 FSC-klagomål.docx
+++ b/klagomål/A 53732-2025 FSC-klagomål.docx
@@ -1360,7 +1360,7 @@
     <w:r>
       <w:tab/>
       <w:tab/>
-      <w:t>2025-12-22</w:t>
+      <w:t>2025-12-26</w:t>
       <w:br/>
       <w:br/>
     </w:r>

--- a/klagomål/A 53732-2025 FSC-klagomål.docx
+++ b/klagomål/A 53732-2025 FSC-klagomål.docx
@@ -1360,7 +1360,7 @@
     <w:r>
       <w:tab/>
       <w:tab/>
-      <w:t>2026-01-03</w:t>
+      <w:t>2026-01-04</w:t>
       <w:br/>
       <w:br/>
     </w:r>

--- a/klagomål/A 53732-2025 FSC-klagomål.docx
+++ b/klagomål/A 53732-2025 FSC-klagomål.docx
@@ -1360,7 +1360,7 @@
     <w:r>
       <w:tab/>
       <w:tab/>
-      <w:t>2026-01-07</w:t>
+      <w:t>2026-01-08</w:t>
       <w:br/>
       <w:br/>
     </w:r>

--- a/klagomål/A 53732-2025 FSC-klagomål.docx
+++ b/klagomål/A 53732-2025 FSC-klagomål.docx
@@ -1360,7 +1360,7 @@
     <w:r>
       <w:tab/>
       <w:tab/>
-      <w:t>2026-01-08</w:t>
+      <w:t>2026-01-09</w:t>
       <w:br/>
       <w:br/>
     </w:r>

--- a/klagomål/A 53732-2025 FSC-klagomål.docx
+++ b/klagomål/A 53732-2025 FSC-klagomål.docx
@@ -1360,7 +1360,7 @@
     <w:r>
       <w:tab/>
       <w:tab/>
-      <w:t>2026-01-09</w:t>
+      <w:t>2026-01-10</w:t>
       <w:br/>
       <w:br/>
     </w:r>

--- a/klagomål/A 53732-2025 FSC-klagomål.docx
+++ b/klagomål/A 53732-2025 FSC-klagomål.docx
@@ -1360,7 +1360,7 @@
     <w:r>
       <w:tab/>
       <w:tab/>
-      <w:t>2026-01-10</w:t>
+      <w:t>2026-01-11</w:t>
       <w:br/>
       <w:br/>
     </w:r>

--- a/klagomål/A 53732-2025 FSC-klagomål.docx
+++ b/klagomål/A 53732-2025 FSC-klagomål.docx
@@ -1360,7 +1360,7 @@
     <w:r>
       <w:tab/>
       <w:tab/>
-      <w:t>2026-01-11</w:t>
+      <w:t>2026-01-12</w:t>
       <w:br/>
       <w:br/>
     </w:r>

--- a/klagomål/A 53732-2025 FSC-klagomål.docx
+++ b/klagomål/A 53732-2025 FSC-klagomål.docx
@@ -1360,7 +1360,7 @@
     <w:r>
       <w:tab/>
       <w:tab/>
-      <w:t>2026-01-12</w:t>
+      <w:t>2026-01-13</w:t>
       <w:br/>
       <w:br/>
     </w:r>

--- a/klagomål/A 53732-2025 FSC-klagomål.docx
+++ b/klagomål/A 53732-2025 FSC-klagomål.docx
@@ -1360,7 +1360,7 @@
     <w:r>
       <w:tab/>
       <w:tab/>
-      <w:t>2026-01-13</w:t>
+      <w:t>2026-01-14</w:t>
       <w:br/>
       <w:br/>
     </w:r>

--- a/klagomål/A 53732-2025 FSC-klagomål.docx
+++ b/klagomål/A 53732-2025 FSC-klagomål.docx
@@ -1360,7 +1360,7 @@
     <w:r>
       <w:tab/>
       <w:tab/>
-      <w:t>2026-01-14</w:t>
+      <w:t>2026-01-15</w:t>
       <w:br/>
       <w:br/>
     </w:r>

--- a/klagomål/A 53732-2025 FSC-klagomål.docx
+++ b/klagomål/A 53732-2025 FSC-klagomål.docx
@@ -1360,7 +1360,7 @@
     <w:r>
       <w:tab/>
       <w:tab/>
-      <w:t>2026-01-15</w:t>
+      <w:t>2026-01-16</w:t>
       <w:br/>
       <w:br/>
     </w:r>

--- a/klagomål/A 53732-2025 FSC-klagomål.docx
+++ b/klagomål/A 53732-2025 FSC-klagomål.docx
@@ -1360,7 +1360,7 @@
     <w:r>
       <w:tab/>
       <w:tab/>
-      <w:t>2026-01-16</w:t>
+      <w:t>2026-01-17</w:t>
       <w:br/>
       <w:br/>
     </w:r>

--- a/klagomål/A 53732-2025 FSC-klagomål.docx
+++ b/klagomål/A 53732-2025 FSC-klagomål.docx
@@ -1360,7 +1360,7 @@
     <w:r>
       <w:tab/>
       <w:tab/>
-      <w:t>2026-01-17</w:t>
+      <w:t>2026-01-18</w:t>
       <w:br/>
       <w:br/>
     </w:r>

--- a/klagomål/A 53732-2025 FSC-klagomål.docx
+++ b/klagomål/A 53732-2025 FSC-klagomål.docx
@@ -1360,7 +1360,7 @@
     <w:r>
       <w:tab/>
       <w:tab/>
-      <w:t>2026-01-18</w:t>
+      <w:t>2026-01-19</w:t>
       <w:br/>
       <w:br/>
     </w:r>

--- a/klagomål/A 53732-2025 FSC-klagomål.docx
+++ b/klagomål/A 53732-2025 FSC-klagomål.docx
@@ -1360,7 +1360,7 @@
     <w:r>
       <w:tab/>
       <w:tab/>
-      <w:t>2026-01-19</w:t>
+      <w:t>2026-01-20</w:t>
       <w:br/>
       <w:br/>
     </w:r>

--- a/klagomål/A 53732-2025 FSC-klagomål.docx
+++ b/klagomål/A 53732-2025 FSC-klagomål.docx
@@ -1360,7 +1360,7 @@
     <w:r>
       <w:tab/>
       <w:tab/>
-      <w:t>2026-01-20</w:t>
+      <w:t>2026-01-21</w:t>
       <w:br/>
       <w:br/>
     </w:r>

--- a/klagomål/A 53732-2025 FSC-klagomål.docx
+++ b/klagomål/A 53732-2025 FSC-klagomål.docx
@@ -1360,7 +1360,7 @@
     <w:r>
       <w:tab/>
       <w:tab/>
-      <w:t>2026-01-21</w:t>
+      <w:t>2026-01-23</w:t>
       <w:br/>
       <w:br/>
     </w:r>

--- a/klagomål/A 53732-2025 FSC-klagomål.docx
+++ b/klagomål/A 53732-2025 FSC-klagomål.docx
@@ -1360,7 +1360,7 @@
     <w:r>
       <w:tab/>
       <w:tab/>
-      <w:t>2026-01-23</w:t>
+      <w:t>2026-01-24</w:t>
       <w:br/>
       <w:br/>
     </w:r>

--- a/klagomål/A 53732-2025 FSC-klagomål.docx
+++ b/klagomål/A 53732-2025 FSC-klagomål.docx
@@ -1360,7 +1360,7 @@
     <w:r>
       <w:tab/>
       <w:tab/>
-      <w:t>2026-01-24</w:t>
+      <w:t>2026-01-25</w:t>
       <w:br/>
       <w:br/>
     </w:r>

--- a/klagomål/A 53732-2025 FSC-klagomål.docx
+++ b/klagomål/A 53732-2025 FSC-klagomål.docx
@@ -1360,7 +1360,7 @@
     <w:r>
       <w:tab/>
       <w:tab/>
-      <w:t>2026-01-25</w:t>
+      <w:t>2026-01-26</w:t>
       <w:br/>
       <w:br/>
     </w:r>

--- a/klagomål/A 53732-2025 FSC-klagomål.docx
+++ b/klagomål/A 53732-2025 FSC-klagomål.docx
@@ -1360,7 +1360,7 @@
     <w:r>
       <w:tab/>
       <w:tab/>
-      <w:t>2026-01-26</w:t>
+      <w:t>2026-01-27</w:t>
       <w:br/>
       <w:br/>
     </w:r>

--- a/klagomål/A 53732-2025 FSC-klagomål.docx
+++ b/klagomål/A 53732-2025 FSC-klagomål.docx
@@ -1360,7 +1360,7 @@
     <w:r>
       <w:tab/>
       <w:tab/>
-      <w:t>2026-01-27</w:t>
+      <w:t>2026-01-28</w:t>
       <w:br/>
       <w:br/>
     </w:r>

--- a/klagomål/A 53732-2025 FSC-klagomål.docx
+++ b/klagomål/A 53732-2025 FSC-klagomål.docx
@@ -112,7 +112,7 @@
         <w:pStyle w:val="ListBullet"/>
       </w:pPr>
       <w:r>
-        <w:t>Om ett ombud (tex Norra skog eller Mellanskog) avverkningsanmäler en skog med naturvärden motsvarande nyckelbiotops kvalité men markägaren inte är FSC certifierad, bör du skicka in ett FSC kontrollerat virke klagomål. Då ska klagomålet skickas till ombudsföretaget.</w:t>
+        <w:t>Om ett ombud (tex Norra skog eller Mellanskog) avverkningsanmäler en skog med naturvärden motsvarande nyckelbiotops kvalitet men markägaren inte är FSC certifierad, bör du skicka in ett FSC kontrollerat virke klagomål. Då ska klagomålet skickas till ombudsföretaget.</w:t>
       </w:r>
     </w:p>
     <w:p>
@@ -254,7 +254,36 @@
         <w:t xml:space="preserve">Blå taggsvamp (NT) </w:t>
       </w:r>
       <w:r>
-        <w:t>är en karaktärsart i såväl örtrika kalkbarrskogar som i torra sandtallskogar där det föreligger gammal skog med långvarig trädkontinuitet. Är sällsynt och mycket kravfull i södra och mellersta Sverige. Den hotas främst av skogsavverkning och tycks försvinna efter slutavverkning, markberedning och plantering. I kalkgranskogar verkar arten vara mycket känslig. Granskogar med arten bör formellt skydddas (SLU Artdatabanken, 2024; Nitare &amp; Skogsstyrelsen, 2019).</w:t>
+        <w:t xml:space="preserve">är en karaktärsart i såväl örtrika kalkbarrskogar som i torra sandtallskogar där det föreligger gammal skog med långvarig trädkontinuitet. Är sällsynt och mycket kravfull i södra och mellersta Sverige. Den hotas främst av skogsavverkning och tycks försvinna efter slutavverkning, markberedning och plantering. I kalkgranskogar verkar arten vara mycket känslig. Granskogar med arten bör formellt skydddas. Blå taggsvamp (NT) är typisk art för </w:t>
+      </w:r>
+      <w:r>
+        <w:rPr>
+          <w:i/>
+        </w:rPr>
+        <w:t>9010 Taiga</w:t>
+      </w:r>
+      <w:r>
+        <w:t xml:space="preserve"> (SLU Artdatabanken, 2024; Nitare &amp; Skogsstyrelsen, 2019).</w:t>
+      </w:r>
+    </w:p>
+    <w:p>
+      <w:r>
+        <w:rPr>
+          <w:b/>
+        </w:rPr>
+        <w:t>Dropptaggsvamp</w:t>
+      </w:r>
+      <w:r>
+        <w:t xml:space="preserve"> bildar mykorrhiza med tall, huvudsakligen i äldre skog. Total population i landet bedöms ha minskat och fortsatt minska på grund av slutavverkningar och förhöja kvävenivåer i marken som en följd av skogsgödsling. Dropptaggsvamp är typisk art för </w:t>
+      </w:r>
+      <w:r>
+        <w:rPr>
+          <w:i/>
+        </w:rPr>
+        <w:t xml:space="preserve">9010 Taiga </w:t>
+      </w:r>
+      <w:r>
+        <w:t>(SLU Artdatabanken, 2025).</w:t>
       </w:r>
     </w:p>
     <w:p>
@@ -265,7 +294,16 @@
         <w:t>Dvärgbägarlav (NT)</w:t>
       </w:r>
       <w:r>
-        <w:t xml:space="preserve"> förekommer över hela Sverige på gammal hård ved, huvudsakligen på tall men i södra Sverige även på ek. Veden utgörs framförallt av grova stubbar, lågor och grenar. Substratet har blivit sällsyntare och nybildning av substrat sker bara i begränsad omfattning. Arten hotas av att grova lågor blir allt sällsyntare i dagens kulturskogar samt att nybildningen av lämpliga substrat går mycket långsamt. En riklig tillgång på gamla tall- eller eklågor måste säkerställas på artens lokaler (SLU Artdatabanken, 2024; Nitare &amp; Skogsstyrelsen, 2019).</w:t>
+        <w:t xml:space="preserve"> förekommer över hela Sverige på gammal hård ved, huvudsakligen på tall men i södra Sverige även på ek. Veden utgörs framförallt av grova stubbar, lågor och grenar. Substratet har blivit sällsyntare och nybildning av substrat sker bara i begränsad omfattning. Arten hotas av att grova lågor blir allt sällsyntare i dagens kulturskogar samt att nybildningen av lämpliga substrat går mycket långsamt. En riklig tillgång på gamla tall- eller eklågor måste säkerställas på artens lokaler. Dvärgbägarlav är typisk art för </w:t>
+      </w:r>
+      <w:r>
+        <w:rPr>
+          <w:i/>
+        </w:rPr>
+        <w:t>9010 Taiga</w:t>
+      </w:r>
+      <w:r>
+        <w:t xml:space="preserve"> (SLU Artdatabanken, 2024; Nitare &amp; Skogsstyrelsen, 2019).</w:t>
       </w:r>
     </w:p>
     <w:p>
@@ -276,7 +314,25 @@
         <w:t>Garnlav (NT)</w:t>
       </w:r>
       <w:r>
-        <w:t xml:space="preserve"> är en utpräglad barrskogsart som ibland kan drapera träden i norrländska grannaturskogar med hög luftfuktighet. Den förekommer även i talldominerade bestånd där den, förutom i trädens grenverk, påträffas hängande över ojämnheter i tallbarken. Arten har minskat starkt i södra och mellersta Sverige och den minskar även i sitt nordliga utbredningsområde. Orsaken till tillbakagången beror främst på slutavverkningar av naturskogsartade skogar. Bestånd med riklig förekomst bör regelmässigt sparas. Garnlav är värdväxt för den mycket sällsynta och akut hotade fjärilen barrskogslavfly (CR) som hör hemma i boreala barrskogar med riklig förekomst av värdväxten. Tidigare kunde arten konstateras årligen på flera platser vid Dala-Floda i Dalarna innan lokalerna kalavverkades. Senaste fyndet i landet av barrskogslavfly är från år 2000 då den påträffades vid Högberget i Sollefteå kommun (SLU Artdatabanken, 2024).</w:t>
+        <w:t xml:space="preserve"> är en utpräglad barrskogsart som ibland kan drapera träden i norrländska grannaturskogar med hög luftfuktighet. Den förekommer även i talldominerade bestånd där den, förutom i trädens grenverk, påträffas hängande över ojämnheter i tallbarken. Arten har minskat starkt i södra och mellersta Sverige och den minskar även i sitt nordliga utbredningsområde. Orsaken till tillbakagången beror främst på slutavverkningar av naturskogsartade skogar. Bestånd med riklig förekomst bör regelmässigt sparas. Garnlav är värdväxt för den mycket sällsynta och akut hotade fjärilen barrskogslavfly (CR) som hör hemma i boreala barrskogar med riklig förekomst av värdväxten. Tidigare kunde arten konstateras årligen på flera platser vid Dala-Floda i Dalarna innan lokalerna kalavverkades. Senaste fyndet i landet av barrskogslavfly är från år 2000 då den påträffades vid Högberget i Sollefteå kommun. Garnlav är typisk art för </w:t>
+      </w:r>
+      <w:r>
+        <w:rPr>
+          <w:i/>
+        </w:rPr>
+        <w:t xml:space="preserve">9010 Taiga </w:t>
+      </w:r>
+      <w:r>
+        <w:t>och</w:t>
+      </w:r>
+      <w:r>
+        <w:rPr>
+          <w:i/>
+        </w:rPr>
+        <w:t xml:space="preserve"> 9070 Trädklädd betesmark </w:t>
+      </w:r>
+      <w:r>
+        <w:t xml:space="preserve"> (SLU Artdatabanken, 2024).</w:t>
       </w:r>
     </w:p>
     <w:p>
@@ -287,7 +343,16 @@
         <w:t>Kolflarnlav (NT)</w:t>
       </w:r>
       <w:r>
-        <w:t xml:space="preserve"> är brandberoende och växer nästan uteslutande på kolad hård kärnved av tall. Etableringen verkar ske först 100–300 år efter brand och nytt substrat nybildas i mycket begränsad omfattning. Avverkning av tallskog av naturskogskaraktär med spår av återkommande bränder är ett hot och mängden lämplig ved att växa på för arten minskar dels på grund av naturlig nedbrytning men framförallt på grund av att det förstörs i samband med slutavverkningar, gallringar och markberedning. Såväl kolflarnlav som mörk kolflarnlav har glänsande bålfjäll och förekommer främst i tall- och blandbarrskogar av naturskogskaraktär med spår av återkommande bränder. Skogar som dessa hyser höga biologiska värden och bör skyddas (SLU Artdatabanken, 2024).</w:t>
+        <w:t xml:space="preserve"> är brandberoende och växer nästan uteslutande på kolad hård kärnved av tall. Etableringen verkar ske först 100–300 år efter brand och nytt substrat nybildas i mycket begränsad omfattning. Avverkning av tallskog av naturskogskaraktär med spår av återkommande bränder är ett hot och mängden lämplig ved att växa på för arten minskar dels på grund av naturlig nedbrytning men framförallt på grund av att det förstörs i samband med slutavverkningar, gallringar och markberedning. Såväl kolflarnlav som mörk kolflarnlav har glänsande bålfjäll och förekommer främst i tall- och blandbarrskogar av naturskogskaraktär med spår av återkommande bränder. Skogar som dessa hyser höga biologiska värden och bör skyddas. Kolflarnlav är typisk art för </w:t>
+      </w:r>
+      <w:r>
+        <w:rPr>
+          <w:i/>
+        </w:rPr>
+        <w:t>9010 Taiga</w:t>
+      </w:r>
+      <w:r>
+        <w:t xml:space="preserve"> (SLU Artdatabanken, 2024).</w:t>
       </w:r>
     </w:p>
     <w:p>
@@ -307,7 +372,16 @@
         <w:t>Corticeus longulus</w:t>
       </w:r>
       <w:r>
-        <w:t xml:space="preserve"> (VU), tallbarksvartbagge (VU), tallgångbagge (VU) och cholodkovskys bastborre (NT). Den mindre märgborrens måsvingeliknande gnaggångar är lätta att känna igen och hittas ofta på grova tallgrenar på marken. Rika förekomster av främst mindre märgborre men även skarptandad barkborre (NT) är en signal för artrikedom och inventeringar har visat att det är i skogar med en naturlig självgallring som det skapas förutsättningar för dessa arter samt de efterföljande åtgärdsprogramsarterna. Tallskogar med stark förekomst av mindre märgborre och skarptandad barkborre bör avsättas som reservat. Generellt bör hänsyn tas vid slutavverkning av talldominerad skog så att avverkningsrester som gren- och toppdelar lämnas (Pettersson, 2014; Hedgren, 2012; Gunnarsson m fl., 1999).</w:t>
+        <w:t xml:space="preserve"> (VU), tallbarksvartbagge (VU), tallgångbagge (VU) och cholodkovskys bastborre (NT). Den mindre märgborrens måsvingeliknande gnaggångar är lätta att känna igen och hittas ofta på grova tallgrenar på marken. Rika förekomster av främst mindre märgborre men även skarptandad barkborre (NT) är en signal för artrikedom och inventeringar har visat att det är i skogar med en naturlig självgallring som det skapas förutsättningar för dessa arter samt de efterföljande åtgärdsprogramsarterna. Tallskogar med stark förekomst av mindre märgborre och skarptandad barkborre bör avsättas som reservat. Generellt bör hänsyn tas vid slutavverkning av talldominerad skog så att avverkningsrester som gren- och toppdelar lämnas. Mindre märgborre är typisk art för </w:t>
+      </w:r>
+      <w:r>
+        <w:rPr>
+          <w:i/>
+        </w:rPr>
+        <w:t>9060 Åsbarrskog</w:t>
+      </w:r>
+      <w:r>
+        <w:t xml:space="preserve"> (Pettersson, 2014; Hedgren, 2012; Gunnarsson m fl., 1999).</w:t>
       </w:r>
     </w:p>
     <w:p>
@@ -329,7 +403,25 @@
         <w:t>Raggbock (VU)</w:t>
       </w:r>
       <w:r>
-        <w:t xml:space="preserve"> är en brandgynnad skalbagge vars larvutveckling sker i äldre, liggande, solexponerade stammar av tall, mer sällan gran. Raggbock ingår i ett åtgärdsprogram för hotade arter (ÅGP) och den är rödlistad som nära hotad (NT) i den europeiska rödlistan (SLU Artdatabanken, 2024; Wikars, 2014; IUCN, 2010).</w:t>
+        <w:t xml:space="preserve"> är en brandgynnad skalbagge vars larvutveckling sker i äldre, liggande, solexponerade stammar av tall, mer sällan gran. Raggbock ingår i ett åtgärdsprogram för hotade arter (ÅGP) och den är rödlistad som nära hotad (NT) i den europeiska rödlistan. Raggbock är typisk art för </w:t>
+      </w:r>
+      <w:r>
+        <w:rPr>
+          <w:i/>
+        </w:rPr>
+        <w:t>9010 Taiga</w:t>
+      </w:r>
+      <w:r>
+        <w:t xml:space="preserve"> och</w:t>
+      </w:r>
+      <w:r>
+        <w:rPr>
+          <w:i/>
+        </w:rPr>
+        <w:t xml:space="preserve"> 9060 Åsbarrskog</w:t>
+      </w:r>
+      <w:r>
+        <w:t xml:space="preserve"> (SLU Artdatabanken, 2024; Wikars, 2014; IUCN, 2010).</w:t>
       </w:r>
     </w:p>
     <w:p>
@@ -362,7 +454,16 @@
         <w:t>Vedskivlav (NT)</w:t>
       </w:r>
       <w:r>
-        <w:t xml:space="preserve"> växer på gammal, torr, exponerad, hård kärnved av framförallt tall i naturskogsartade bestånd. Avverkning av tallskog av naturskogskaraktär med spår av återkommande bränder är ett hot. Mängden lämplig ved att växa på för vedskivlav minskar, dels på grund av naturlig nedbrytning men framförallt på grund av att de förstörs i samband med slutavverkningar, gallringar och markberedning. Tall- och blandbarrskogar av naturskogskaraktär med spår av återkommande bränder bör skyddas (SLU Artdatabanken, 2024).</w:t>
+        <w:t xml:space="preserve"> växer på gammal, torr, exponerad, hård kärnved av framförallt tall i naturskogsartade bestånd. Avverkning av tallskog av naturskogskaraktär med spår av återkommande bränder är ett hot. Mängden lämplig ved att växa på för vedskivlav minskar, dels på grund av naturlig nedbrytning men framförallt på grund av att de förstörs i samband med slutavverkningar, gallringar och markberedning. Tall- och blandbarrskogar av naturskogskaraktär med spår av återkommande bränder bör skyddas. Vedskivlav är typisk art för </w:t>
+      </w:r>
+      <w:r>
+        <w:rPr>
+          <w:i/>
+        </w:rPr>
+        <w:t>9010 Taiga</w:t>
+      </w:r>
+      <w:r>
+        <w:t xml:space="preserve"> (SLU Artdatabanken, 2024).</w:t>
       </w:r>
     </w:p>
     <w:p>
@@ -400,7 +501,25 @@
         <w:t>Spillkråka (NT, §4)</w:t>
       </w:r>
       <w:r>
-        <w:t xml:space="preserve"> är rödlistad som nära hotad och ingår i bilaga 1 i EU:s fågeldirektiv. Den minskar i population på grund av minskad tillgång på lämpliga bo- och födoträd och minskad födotillgång. Spillkråkans minskningstakt har uppgått till 19 (24–10) % under de senaste 15 åren. Minskningstakten för den svenska populationen bedöms vara nära gränsvärdet för Sårbar (VU) (A2bc). Skogsbruk med korta omloppstider och täta, homogena ungskogar utgör det största hotet, (SLU Artdatabanken, 2023).</w:t>
+        <w:t xml:space="preserve"> är rödlistad som nära hotad och ingår i bilaga 1 i EU:s fågeldirektiv. Den minskar i population på grund av minskad tillgång på lämpliga bo- och födoträd och minskad födotillgång. Spillkråkans minskningstakt har uppgått till 19 (24–10) % under de senaste 15 åren. Minskningstakten för den svenska populationen bedöms vara nära gränsvärdet för Sårbar (VU) (A2bc). Skogsbruk med korta omloppstider och täta, homogena ungskogar utgör det största hotet. Spillkråka är typisk art för </w:t>
+      </w:r>
+      <w:r>
+        <w:rPr>
+          <w:i/>
+        </w:rPr>
+        <w:t xml:space="preserve">9010 Taiga </w:t>
+      </w:r>
+      <w:r>
+        <w:t>och</w:t>
+      </w:r>
+      <w:r>
+        <w:rPr>
+          <w:i/>
+        </w:rPr>
+        <w:t xml:space="preserve"> 9740 Skogsbevuxen myr </w:t>
+      </w:r>
+      <w:r>
+        <w:t>(SLU Artdatabanken, 2023).</w:t>
       </w:r>
     </w:p>
     <w:p>
@@ -422,7 +541,25 @@
         <w:t>Tretåig hackspett (NT, §4)</w:t>
       </w:r>
       <w:r>
-        <w:t xml:space="preserve"> är rödlistad som nära hotad och ingår i bilaga 1 i EU:s fågeldirektiv. Tretåig hackspett är för sin överlevnad beroende av kontinuerlig tillförsel av äldre döende och död ved, som sker genom naturliga självgallringsprocesser i äldre grannaturskogar och barrblandade naturskogar. Om en skog genom skogsbruk gallras eller glesas ur så upphör och uteblir i stort sett den naturliga självgallringsprocessen för mycket lång tid framöver vilket omöjliggör upprätthållandet av den kontinuerliga ekologiska funktionen i ett område. Det finns studier som visar att naturskogens självgallringsprocess som den tretåiga hackspetten är beroende av, inte kan ersättas med efterlämnad hänsyn i skogsbruket (Imbeau &amp; Desrochers, 2002). Storleken på häckningsreviret varierar med skogstypen, förekomsten av död ved och graden av fragmentering, men är i allmänhet i storleksordningen 25–100 hektar. Vintertid krävs ofta betydligt större områden och det finns studier som antyder att arten behöver minst 100 hektar äldre skog. I områden med låg bonitet kan det behövas över 200 hektar lämpligt habitat för att ett par ska kunna reproducera sig. Områden med dokumenterad permanent förekomst i naturskogsmiljöer har vanligen så stora naturvärden att skogsbruk är olämpligt (Skogsstyrelsen, 2016).</w:t>
+        <w:t xml:space="preserve"> är rödlistad som nära hotad och ingår i bilaga 1 i EU:s fågeldirektiv. Tretåig hackspett är för sin överlevnad beroende av kontinuerlig tillförsel av äldre döende och död ved, som sker genom naturliga självgallringsprocesser i äldre grannaturskogar och barrblandade naturskogar. Om en skog genom skogsbruk gallras eller glesas ur så upphör och uteblir i stort sett den naturliga självgallringsprocessen för mycket lång tid framöver vilket omöjliggör upprätthållandet av den kontinuerliga ekologiska funktionen i ett område. Det finns studier som visar att naturskogens självgallringsprocess som den tretåiga hackspetten är beroende av, inte kan ersättas med efterlämnad hänsyn i skogsbruket (Imbeau &amp; Desrochers, 2002). Storleken på häckningsreviret varierar med skogstypen, förekomsten av död ved och graden av fragmentering, men är i allmänhet i storleksordningen 25–100 hektar. Vintertid krävs ofta betydligt större områden och det finns studier som antyder att arten behöver minst 100 hektar äldre skog. I områden med låg bonitet kan det behövas över 200 hektar lämpligt habitat för att ett par ska kunna reproducera sig. Områden med dokumenterad permanent förekomst i naturskogsmiljöer har vanligen så stora naturvärden att skogsbruk är olämpligt. Tretåig hackspett är typisk art för </w:t>
+      </w:r>
+      <w:r>
+        <w:rPr>
+          <w:i/>
+        </w:rPr>
+        <w:t xml:space="preserve">9010 Taiga, 9740 Skogsbevuxen myr, 9030 Landhöjningsskog </w:t>
+      </w:r>
+      <w:r>
+        <w:t xml:space="preserve">och </w:t>
+      </w:r>
+      <w:r>
+        <w:rPr>
+          <w:i/>
+        </w:rPr>
+        <w:t>9040 Fjällbjörkskog</w:t>
+      </w:r>
+      <w:r>
+        <w:t xml:space="preserve"> (Skogsstyrelsen, 2016; SLU Artdatabanken, 2024).</w:t>
       </w:r>
     </w:p>
     <w:p>
@@ -772,7 +909,16 @@
     </w:p>
     <w:p>
       <w:r>
-        <w:t>Rika förekomster av främst mindre märgborre men även skarptandad barkborre (NT) är en signal för artrikedom och inventeringar har visat att det är i skogar med en naturlig självgallring som det skapas förutsättningar för dessa arter samt de efterföljande åtgärdsprogramsarterna (Pettersson, 2014; Hedgren, 2012). Tallskogar med stark förekomst av mindre märgborre och skarptandad barkborre bör avsättas som reservat. Generellt bör hänsyn tas vid slutavverkning av talldominerad skog så att avverkningsrester som gren- och toppdelar (s.k. GROT) lämnas (Pettersson, 2014).</w:t>
+        <w:t xml:space="preserve">Rika förekomster av främst mindre märgborre men även skarptandad barkborre (NT) är en signal för artrikedom och inventeringar har visat att det är i skogar med en naturlig självgallring som det skapas förutsättningar för dessa arter samt de efterföljande åtgärdsprogramsarterna (Pettersson, 2014; Hedgren, 2012). Tallskogar med stark förekomst av mindre märgborre och skarptandad barkborre bör avsättas som reservat. Generellt bör hänsyn tas vid slutavverkning av talldominerad skog så att avverkningsrester som gren- och toppdelar (s.k. GROT) lämnas. Mindre märgborre är typisk art för </w:t>
+      </w:r>
+      <w:r>
+        <w:rPr>
+          <w:i/>
+        </w:rPr>
+        <w:t>9060 Åsbarrskog</w:t>
+      </w:r>
+      <w:r>
+        <w:t xml:space="preserve"> (Pettersson, 2014; SLU Artdatabanken, 2024).</w:t>
       </w:r>
     </w:p>
     <w:p>
@@ -883,6 +1029,20 @@
     </w:p>
     <w:p>
       <w:r>
+        <w:t xml:space="preserve">SLU Artdatabanken, 2024. </w:t>
+      </w:r>
+      <w:r>
+        <w:rPr>
+          <w:i/>
+        </w:rPr>
+        <w:t xml:space="preserve">Artfaktablad. Naturvård – artfakta. </w:t>
+      </w:r>
+      <w:r>
+        <w:t>SLU Artdatabanken, Uppsala.</w:t>
+      </w:r>
+    </w:p>
+    <w:p>
+      <w:r>
         <w:t xml:space="preserve">Wikars, L.-O., Hansson, J. &amp; Hedgren, O., 2010. </w:t>
       </w:r>
       <w:r>
@@ -919,12 +1079,30 @@
     </w:p>
     <w:p>
       <w:r>
-        <w:t>Spillkråka (NT) är rödlistad som nära hotad, fridlyst enligt §4 Artskyddsförordningen och ingår i bilaga 1 i EU:s fågeldirektiv. Spillkråka lever i både barr- och blandskog liksom i ren lövskog. De tätaste populationerna tenderar att finnas i äldre, variationsrik blandskog med gott om död ved och gamla träd.</w:t>
+        <w:t xml:space="preserve">Spillkråka (NT) är rödlistad som nära hotad, fridlyst enligt §4 Artskyddsförordningen, typisk art för </w:t>
+      </w:r>
+      <w:r>
+        <w:rPr>
+          <w:i/>
+        </w:rPr>
+        <w:t xml:space="preserve">9010 Taiga </w:t>
+      </w:r>
+      <w:r>
+        <w:t>och</w:t>
+      </w:r>
+      <w:r>
+        <w:rPr>
+          <w:i/>
+        </w:rPr>
+        <w:t xml:space="preserve"> 9740 Skogsbevuxen myr</w:t>
+      </w:r>
+      <w:r>
+        <w:t xml:space="preserve"> och ingår i bilaga 1 i EU:s fågeldirektiv. Spillkråka lever i både barr- och blandskog liksom i ren lövskog. De tätaste populationerna tenderar att finnas i äldre, variationsrik blandskog med gott om död ved och gamla träd.</w:t>
       </w:r>
     </w:p>
     <w:p>
       <w:r>
-        <w:t>Varje par utnyttjar 400–1000 hektar skog beroende på skogens kvalitet. En minskning av populationen pågår på grund av minskad tillgång på lämpliga bo- och födoträd och minskad födotillgång. Spillkråkans minskningstakt har uppgått till 19 (24–10) % under de senaste 15 åren. Minskningstakten för den svenska populationen bedöms vara nära gränsvärdet för Sårbar (VU) (A2bc). Skogsbruk med korta omloppstider och täta, homogena ungskogar utgör det största hotet (Artdatabanken 2023).</w:t>
+        <w:t>Varje par utnyttjar 400–1000 hektar skog beroende på skogens kvalitet. En minskning av populationen pågår på grund av minskad tillgång på lämpliga bo- och födoträd och minskad födotillgång. Spillkråkans minskningstakt har uppgått till 19 (24–10) % under de senaste 15 åren. Minskningstakten för den svenska populationen bedöms vara nära gränsvärdet för Sårbar (VU) (A2bc). Skogsbruk med korta omloppstider och täta, homogena ungskogar utgör det största hotet (SLU Artdatabanken 2023).</w:t>
       </w:r>
     </w:p>
     <w:p>
@@ -1094,7 +1272,16 @@
         <w:rPr>
           <w:i/>
         </w:rPr>
-        <w:t>“Områden med dokumenterad permanent förekomst i naturskogsmiljöer har vanligen så stora naturvärden att skogsbruk är olämpligt”.</w:t>
+        <w:t>“Områden med dokumenterad permanent förekomst i naturskogsmiljöer har vanligen så stora naturvärden att skogsbruk är olämpligt”</w:t>
+      </w:r>
+      <w:r>
+        <w:t xml:space="preserve"> (SLU Artdatabanken, 2024; Skogsstyrelsen, 2016)</w:t>
+      </w:r>
+      <w:r>
+        <w:rPr>
+          <w:i/>
+        </w:rPr>
+        <w:t>.</w:t>
       </w:r>
     </w:p>
     <w:p>
@@ -1104,12 +1291,30 @@
     </w:p>
     <w:p>
       <w:r>
-        <w:t>Permanenta revir av tretåig hackspett karaktäriseras ofta av artens typiska ringformigt ordnade hackmärken på framför allt gamla granar. För att säkerställa att inte revir av tretåig hackspett drabbas av avverkningsplanerna bör en inventering göras i området både under häckningstid och under vintern, då arten utnyttjar betydligt större områden än under sommarens häckningsrevir. Storleken på häckningsreviret varierar med skogstypen, förekomsten av död ved och graden av fragmentering, men är i allmänhet i storleksordningen 25–100 hektar.</w:t>
+        <w:t>Permanenta revir av tretåig hackspett karaktäriseras ofta av artens typiska ringformigt ordnade hackmärken på framför allt gamla granar. För att säkerställa att inte revir av tretåig hackspett drabbas av avverkningsplanerna bör en inventering göras i området både under häckningstid och under vintern, då arten utnyttjar betydligt större områden än under sommarens häckningsrevir. Storleken på häckningsreviret varierar med skogstypen, förekomsten av död ved och graden av fragmentering, men är i allmänhet i storleksordningen 25–100 hektar (SLU Artdatabanken, 2024; Skogsstyrelsen, 2016).</w:t>
       </w:r>
     </w:p>
     <w:p>
       <w:r>
-        <w:t>Förutom fridlysning enligt §4 Artskyddsförordningen är tretåig hackspett även förtecknad i EU:s fågeldirektiv bilaga 1. Den ingår också i Natura 2000 och är förtecknad i Bernkonventionen bilaga II (strikt skyddade djurarter).</w:t>
+        <w:t xml:space="preserve">Förutom fridlysning enligt §4 Artskyddsförordningen är tretåig hackspett även förtecknad i EU:s fågeldirektiv bilaga 1. Den är typisk art för </w:t>
+      </w:r>
+      <w:r>
+        <w:rPr>
+          <w:i/>
+        </w:rPr>
+        <w:t xml:space="preserve">9010 Taiga, 9740 Skogsbevuxen myr, 9030 Landhöjningsskog </w:t>
+      </w:r>
+      <w:r>
+        <w:t xml:space="preserve">och </w:t>
+      </w:r>
+      <w:r>
+        <w:rPr>
+          <w:i/>
+        </w:rPr>
+        <w:t>9040 Fjällbjörkskog</w:t>
+      </w:r>
+      <w:r>
+        <w:t xml:space="preserve"> samt ingår i Natura 2000 och är förtecknad i Bernkonventionen bilaga II (strikt skyddade djurarter) (SLU Artdatabanken, 2024; Skogsstyrelsen, 2016).</w:t>
       </w:r>
     </w:p>
     <w:p>
@@ -1131,7 +1336,7 @@
         <w:t xml:space="preserve">Förekomst av tretåig hackspett Picoides tridactylus på bestånds- och landskapsnivå. </w:t>
       </w:r>
       <w:r>
-        <w:t>Ornis Svecica 6: 107–119</w:t>
+        <w:t>Ornis Svecica 6: 107–119.</w:t>
       </w:r>
     </w:p>
     <w:p>
@@ -1145,7 +1350,7 @@
         <w:t xml:space="preserve">Dead wood threshold values for the three-toed woodpecker presence in boreal and sub-Alpine forest. </w:t>
       </w:r>
       <w:r>
-        <w:t>Biological conservation 119(3): 305–318</w:t>
+        <w:t>Biological conservation 119(3): 305–318.</w:t>
       </w:r>
     </w:p>
     <w:p>
@@ -1184,10 +1389,21 @@
         <w:rPr>
           <w:i/>
         </w:rPr>
-        <w:t xml:space="preserve">Vägledning för hänsyn till fåglar – Tretåig hackspett. </w:t>
-      </w:r>
-      <w:r>
-        <w:t>www.skogsstyrelsen.se</w:t>
+        <w:t>Vägledning för hänsyn till fåglar – Tretåig hackspett.</w:t>
+      </w:r>
+    </w:p>
+    <w:p>
+      <w:r>
+        <w:t xml:space="preserve">SLU Artdatabanken, 2024. </w:t>
+      </w:r>
+      <w:r>
+        <w:rPr>
+          <w:i/>
+        </w:rPr>
+        <w:t xml:space="preserve">Artfaktablad. Naturvård – artfakta. </w:t>
+      </w:r>
+      <w:r>
+        <w:t>SLU Artdatabanken, Uppsala.</w:t>
       </w:r>
     </w:p>
     <w:p>
@@ -1215,7 +1431,7 @@
         <w:t xml:space="preserve">Population trends of forest birds in a Finnish Lapland landscape of large habitat blocks – Consequences of stochastic environmental variation or regional habitat alteration. </w:t>
       </w:r>
       <w:r>
-        <w:t>Biological conservation 56(2): 223–240</w:t>
+        <w:t>Biological conservation 56(2): 223–240.</w:t>
       </w:r>
     </w:p>
     <w:p>
@@ -1360,7 +1576,7 @@
     <w:r>
       <w:tab/>
       <w:tab/>
-      <w:t>2026-01-28</w:t>
+      <w:t>2026-01-29</w:t>
       <w:br/>
       <w:br/>
     </w:r>

--- a/klagomål/A 53732-2025 FSC-klagomål.docx
+++ b/klagomål/A 53732-2025 FSC-klagomål.docx
@@ -1576,7 +1576,7 @@
     <w:r>
       <w:tab/>
       <w:tab/>
-      <w:t>2026-01-29</w:t>
+      <w:t>2026-01-30</w:t>
       <w:br/>
       <w:br/>
     </w:r>

--- a/klagomål/A 53732-2025 FSC-klagomål.docx
+++ b/klagomål/A 53732-2025 FSC-klagomål.docx
@@ -1576,7 +1576,7 @@
     <w:r>
       <w:tab/>
       <w:tab/>
-      <w:t>2026-01-30</w:t>
+      <w:t>2026-01-31</w:t>
       <w:br/>
       <w:br/>
     </w:r>

--- a/klagomål/A 53732-2025 FSC-klagomål.docx
+++ b/klagomål/A 53732-2025 FSC-klagomål.docx
@@ -1576,7 +1576,7 @@
     <w:r>
       <w:tab/>
       <w:tab/>
-      <w:t>2026-02-22</w:t>
+      <w:t>2026-02-23</w:t>
       <w:br/>
       <w:br/>
     </w:r>

--- a/klagomål/A 53732-2025 FSC-klagomål.docx
+++ b/klagomål/A 53732-2025 FSC-klagomål.docx
@@ -1576,7 +1576,7 @@
     <w:r>
       <w:tab/>
       <w:tab/>
-      <w:t>2026-02-23</w:t>
+      <w:t>2026-02-24</w:t>
       <w:br/>
       <w:br/>
     </w:r>

--- a/klagomål/A 53732-2025 FSC-klagomål.docx
+++ b/klagomål/A 53732-2025 FSC-klagomål.docx
@@ -1576,7 +1576,7 @@
     <w:r>
       <w:tab/>
       <w:tab/>
-      <w:t>2026-02-24</w:t>
+      <w:t>2026-02-25</w:t>
       <w:br/>
       <w:br/>
     </w:r>

--- a/klagomål/A 53732-2025 FSC-klagomål.docx
+++ b/klagomål/A 53732-2025 FSC-klagomål.docx
@@ -1576,7 +1576,7 @@
     <w:r>
       <w:tab/>
       <w:tab/>
-      <w:t>2026-02-25</w:t>
+      <w:t>2026-02-26</w:t>
       <w:br/>
       <w:br/>
     </w:r>

--- a/klagomål/A 53732-2025 FSC-klagomål.docx
+++ b/klagomål/A 53732-2025 FSC-klagomål.docx
@@ -1576,7 +1576,7 @@
     <w:r>
       <w:tab/>
       <w:tab/>
-      <w:t>2026-02-26</w:t>
+      <w:t>2026-02-28</w:t>
       <w:br/>
       <w:br/>
     </w:r>

--- a/klagomål/A 53732-2025 FSC-klagomål.docx
+++ b/klagomål/A 53732-2025 FSC-klagomål.docx
@@ -1576,7 +1576,7 @@
     <w:r>
       <w:tab/>
       <w:tab/>
-      <w:t>2026-02-28</w:t>
+      <w:t>2026-03-01</w:t>
       <w:br/>
       <w:br/>
     </w:r>

--- a/klagomål/A 53732-2025 FSC-klagomål.docx
+++ b/klagomål/A 53732-2025 FSC-klagomål.docx
@@ -1576,7 +1576,7 @@
     <w:r>
       <w:tab/>
       <w:tab/>
-      <w:t>2026-03-01</w:t>
+      <w:t>2026-03-02</w:t>
       <w:br/>
       <w:br/>
     </w:r>

--- a/klagomål/A 53732-2025 FSC-klagomål.docx
+++ b/klagomål/A 53732-2025 FSC-klagomål.docx
@@ -329,7 +329,7 @@
         <w:rPr>
           <w:i/>
         </w:rPr>
-        <w:t xml:space="preserve"> 9070 Trädklädd betesmark </w:t>
+        <w:t xml:space="preserve"> 9070 Trädklädd betesmark</w:t>
       </w:r>
       <w:r>
         <w:t xml:space="preserve"> (SLU Artdatabanken, 2024).</w:t>
@@ -1576,7 +1576,7 @@
     <w:r>
       <w:tab/>
       <w:tab/>
-      <w:t>2026-03-02</w:t>
+      <w:t>2026-03-03</w:t>
       <w:br/>
       <w:br/>
     </w:r>

--- a/klagomål/A 53732-2025 FSC-klagomål.docx
+++ b/klagomål/A 53732-2025 FSC-klagomål.docx
@@ -1576,7 +1576,7 @@
     <w:r>
       <w:tab/>
       <w:tab/>
-      <w:t>2026-03-03</w:t>
+      <w:t>2026-03-04</w:t>
       <w:br/>
       <w:br/>
     </w:r>

--- a/klagomål/A 53732-2025 FSC-klagomål.docx
+++ b/klagomål/A 53732-2025 FSC-klagomål.docx
@@ -1576,7 +1576,7 @@
     <w:r>
       <w:tab/>
       <w:tab/>
-      <w:t>2026-03-04</w:t>
+      <w:t>2026-03-05</w:t>
       <w:br/>
       <w:br/>
     </w:r>

--- a/klagomål/A 53732-2025 FSC-klagomål.docx
+++ b/klagomål/A 53732-2025 FSC-klagomål.docx
@@ -1576,7 +1576,7 @@
     <w:r>
       <w:tab/>
       <w:tab/>
-      <w:t>2026-03-05</w:t>
+      <w:t>2026-03-06</w:t>
       <w:br/>
       <w:br/>
     </w:r>

--- a/klagomål/A 53732-2025 FSC-klagomål.docx
+++ b/klagomål/A 53732-2025 FSC-klagomål.docx
@@ -1576,7 +1576,7 @@
     <w:r>
       <w:tab/>
       <w:tab/>
-      <w:t>2026-03-06</w:t>
+      <w:t>2026-03-07</w:t>
       <w:br/>
       <w:br/>
     </w:r>

--- a/klagomål/A 53732-2025 FSC-klagomål.docx
+++ b/klagomål/A 53732-2025 FSC-klagomål.docx
@@ -1576,7 +1576,7 @@
     <w:r>
       <w:tab/>
       <w:tab/>
-      <w:t>2026-03-07</w:t>
+      <w:t>2026-03-08</w:t>
       <w:br/>
       <w:br/>
     </w:r>

--- a/klagomål/A 53732-2025 FSC-klagomål.docx
+++ b/klagomål/A 53732-2025 FSC-klagomål.docx
@@ -1576,7 +1576,7 @@
     <w:r>
       <w:tab/>
       <w:tab/>
-      <w:t>2026-03-08</w:t>
+      <w:t>2026-03-09</w:t>
       <w:br/>
       <w:br/>
     </w:r>

--- a/klagomål/A 53732-2025 FSC-klagomål.docx
+++ b/klagomål/A 53732-2025 FSC-klagomål.docx
@@ -1576,7 +1576,7 @@
     <w:r>
       <w:tab/>
       <w:tab/>
-      <w:t>2026-03-09</w:t>
+      <w:t>2026-03-10</w:t>
       <w:br/>
       <w:br/>
     </w:r>

--- a/klagomål/A 53732-2025 FSC-klagomål.docx
+++ b/klagomål/A 53732-2025 FSC-klagomål.docx
@@ -501,7 +501,7 @@
         <w:t>Spillkråka (NT, §4)</w:t>
       </w:r>
       <w:r>
-        <w:t xml:space="preserve"> är rödlistad som nära hotad och ingår i bilaga 1 i EU:s fågeldirektiv. Den minskar i population på grund av minskad tillgång på lämpliga bo- och födoträd och minskad födotillgång. Spillkråkans minskningstakt har uppgått till 19 (24–10) % under de senaste 15 åren. Minskningstakten för den svenska populationen bedöms vara nära gränsvärdet för Sårbar (VU) (A2bc). Skogsbruk med korta omloppstider och täta, homogena ungskogar utgör det största hotet. Spillkråka är typisk art för </w:t>
+        <w:t xml:space="preserve"> är rödlistad som nära hotad och ingår i bilaga 1 i EU:s fågeldirektiv. Den minskar i population på grund av minskad tillgång på lämpliga bo- och födoträd och minskad födotillgång. Spillkråkans minskningstakt har uppgått till 19 (24–10) % under de senaste 15 åren och bedöms vara nära gränsvärdet för Sårbar (VU) (A2bc). Spillkråka är en nyckelart i skogliga miljöer vars övergivna bohål utnyttjas av flera andra hålhäckande fågelarter och fladdermöss. Den behöver grova träd, främst tall, asp och bok som boträd. Skogsbruk med korta omloppstider och täta, homogena ungskogar utgör det största hotet. Spillkråka är typisk art för </w:t>
       </w:r>
       <w:r>
         <w:rPr>
@@ -519,7 +519,7 @@
         <w:t xml:space="preserve"> 9740 Skogsbevuxen myr </w:t>
       </w:r>
       <w:r>
-        <w:t>(SLU Artdatabanken, 2023).</w:t>
+        <w:t>(SLU Artdatabanken, 2025; Skogsstyrelsen 2016).</w:t>
       </w:r>
     </w:p>
     <w:p>
@@ -530,7 +530,7 @@
         <w:t>Talltita (NT, §4)</w:t>
       </w:r>
       <w:r>
-        <w:t>, rödlistad som nära hotad och prioriterad art i Skogsvårdslagen har häckningsrevir i anmälan. Arten har minskat kraftigt de senaste 30 åren och minskningstakten innevarande 10-årsperiod beräknas till 20 (10–30) %. Talltitan är synnerligen trogen sitt cirka 15 hektar stora revir och är beroende av flerskiktade olikåldriga skogar för att kunna föda upp sina ungar. Talltitan försvinner om dess livsmiljö kalavverkas (Eggers &amp; Low (2014); Ekman (1979); Griesser et al (2007); Klein (2020); Siffczyk et al (2003); SLU Artdatabanken (2021).</w:t>
+        <w:t>, rödlistad som nära hotad och prioriterad art i Skogsvårdslagen, har häckningsrevir i anmälan. Arten har minskat kraftigt de senaste 30 åren och minskningstakten innevarande 10-årsperiod beräknas till 20 (10–30) %. Talltitan är synnerligen trogen sitt cirka 15 hektar stora revir och är beroende av flerskiktade olikåldriga skogar för att kunna föda upp sina ungar. Talltitan försvinner om dess livsmiljö kalavverkas (Eggers &amp; Low, 2014; Ekman, 1979; Griesser et al, 2007; Klein, 2020; Siffczyk et al, 2003; SLU Artdatabanken, 2021).</w:t>
       </w:r>
     </w:p>
     <w:p>
@@ -1097,7 +1097,7 @@
         <w:t xml:space="preserve"> 9740 Skogsbevuxen myr</w:t>
       </w:r>
       <w:r>
-        <w:t xml:space="preserve"> och ingår i bilaga 1 i EU:s fågeldirektiv. Spillkråka lever i både barr- och blandskog liksom i ren lövskog. De tätaste populationerna tenderar att finnas i äldre, variationsrik blandskog med gott om död ved och gamla träd.</w:t>
+        <w:t xml:space="preserve"> och ingår i bilaga 1 i EU:s fågeldirektiv. Spillkråka lever i både barr- och blandskog liksom i ren lövskog. De tätaste populationerna tenderar att finnas i äldre, variationsrik blandskog med gott om död ved och gamla träd. Spillkråka är en nyckelart i skogliga miljöer vars övergivna bohål utnyttjas av flera andra hålhäckande fågelarter och fladdermöss (SLU Artdatabanken, 2023; Skogsstyrelsen 2016).</w:t>
       </w:r>
     </w:p>
     <w:p>
@@ -1115,7 +1115,21 @@
     </w:p>
     <w:p>
       <w:r>
-        <w:t xml:space="preserve">SLU Artdatabanken, 2021. </w:t>
+        <w:t xml:space="preserve">Skogsstyrelsen, 2016. </w:t>
+      </w:r>
+      <w:r>
+        <w:rPr>
+          <w:i/>
+        </w:rPr>
+        <w:t xml:space="preserve">Vägledning för hänsyn till spillkråka. </w:t>
+      </w:r>
+      <w:r>
+        <w:t>Vägledningar och kunskapsstöd artskydd – Skogsstyrelsen.</w:t>
+      </w:r>
+    </w:p>
+    <w:p>
+      <w:r>
+        <w:t xml:space="preserve">SLU Artdatabanken, 2023. </w:t>
       </w:r>
       <w:r>
         <w:rPr>
@@ -1576,7 +1590,7 @@
     <w:r>
       <w:tab/>
       <w:tab/>
-      <w:t>2026-03-10</w:t>
+      <w:t>2026-03-11</w:t>
       <w:br/>
       <w:br/>
     </w:r>

--- a/klagomål/A 53732-2025 FSC-klagomål.docx
+++ b/klagomål/A 53732-2025 FSC-klagomål.docx
@@ -1590,7 +1590,7 @@
     <w:r>
       <w:tab/>
       <w:tab/>
-      <w:t>2026-03-11</w:t>
+      <w:t>2026-03-12</w:t>
       <w:br/>
       <w:br/>
     </w:r>

--- a/klagomål/A 53732-2025 FSC-klagomål.docx
+++ b/klagomål/A 53732-2025 FSC-klagomål.docx
@@ -1590,7 +1590,7 @@
     <w:r>
       <w:tab/>
       <w:tab/>
-      <w:t>2026-03-12</w:t>
+      <w:t>2026-03-13</w:t>
       <w:br/>
       <w:br/>
     </w:r>

--- a/klagomål/A 53732-2025 FSC-klagomål.docx
+++ b/klagomål/A 53732-2025 FSC-klagomål.docx
@@ -1610,7 +1610,7 @@
     <w:r>
       <w:tab/>
       <w:tab/>
-      <w:t>2026-04-14</w:t>
+      <w:t>2026-04-15</w:t>
       <w:br/>
       <w:br/>
     </w:r>

--- a/klagomål/A 53732-2025 FSC-klagomål.docx
+++ b/klagomål/A 53732-2025 FSC-klagomål.docx
@@ -1610,7 +1610,7 @@
     <w:r>
       <w:tab/>
       <w:tab/>
-      <w:t>2026-04-15</w:t>
+      <w:t>2026-04-16</w:t>
       <w:br/>
       <w:br/>
     </w:r>

--- a/klagomål/A 53732-2025 FSC-klagomål.docx
+++ b/klagomål/A 53732-2025 FSC-klagomål.docx
@@ -1610,7 +1610,7 @@
     <w:r>
       <w:tab/>
       <w:tab/>
-      <w:t>2026-04-16</w:t>
+      <w:t>2026-04-17</w:t>
       <w:br/>
       <w:br/>
     </w:r>

--- a/klagomål/A 53732-2025 FSC-klagomål.docx
+++ b/klagomål/A 53732-2025 FSC-klagomål.docx
@@ -1610,7 +1610,7 @@
     <w:r>
       <w:tab/>
       <w:tab/>
-      <w:t>2026-04-17</w:t>
+      <w:t>2026-04-18</w:t>
       <w:br/>
       <w:br/>
     </w:r>

--- a/klagomål/A 53732-2025 FSC-klagomål.docx
+++ b/klagomål/A 53732-2025 FSC-klagomål.docx
@@ -1610,7 +1610,7 @@
     <w:r>
       <w:tab/>
       <w:tab/>
-      <w:t>2026-04-18</w:t>
+      <w:t>2026-04-19</w:t>
       <w:br/>
       <w:br/>
     </w:r>

--- a/klagomål/A 53732-2025 FSC-klagomål.docx
+++ b/klagomål/A 53732-2025 FSC-klagomål.docx
@@ -1610,7 +1610,7 @@
     <w:r>
       <w:tab/>
       <w:tab/>
-      <w:t>2026-04-19</w:t>
+      <w:t>2026-04-20</w:t>
       <w:br/>
       <w:br/>
     </w:r>

--- a/klagomål/A 53732-2025 FSC-klagomål.docx
+++ b/klagomål/A 53732-2025 FSC-klagomål.docx
@@ -1610,7 +1610,7 @@
     <w:r>
       <w:tab/>
       <w:tab/>
-      <w:t>2026-04-20</w:t>
+      <w:t>2026-04-21</w:t>
       <w:br/>
       <w:br/>
     </w:r>

--- a/klagomål/A 53732-2025 FSC-klagomål.docx
+++ b/klagomål/A 53732-2025 FSC-klagomål.docx
@@ -1610,7 +1610,7 @@
     <w:r>
       <w:tab/>
       <w:tab/>
-      <w:t>2026-04-21</w:t>
+      <w:t>2026-04-22</w:t>
       <w:br/>
       <w:br/>
     </w:r>

--- a/klagomål/A 53732-2025 FSC-klagomål.docx
+++ b/klagomål/A 53732-2025 FSC-klagomål.docx
@@ -1610,7 +1610,7 @@
     <w:r>
       <w:tab/>
       <w:tab/>
-      <w:t>2026-04-22</w:t>
+      <w:t>2026-04-23</w:t>
       <w:br/>
       <w:br/>
     </w:r>

--- a/klagomål/A 53732-2025 FSC-klagomål.docx
+++ b/klagomål/A 53732-2025 FSC-klagomål.docx
@@ -1610,7 +1610,7 @@
     <w:r>
       <w:tab/>
       <w:tab/>
-      <w:t>2026-04-23</w:t>
+      <w:t>2026-04-24</w:t>
       <w:br/>
       <w:br/>
     </w:r>

--- a/klagomål/A 53732-2025 FSC-klagomål.docx
+++ b/klagomål/A 53732-2025 FSC-klagomål.docx
@@ -1610,7 +1610,7 @@
     <w:r>
       <w:tab/>
       <w:tab/>
-      <w:t>2026-04-24</w:t>
+      <w:t>2026-04-25</w:t>
       <w:br/>
       <w:br/>
     </w:r>

--- a/klagomål/A 53732-2025 FSC-klagomål.docx
+++ b/klagomål/A 53732-2025 FSC-klagomål.docx
@@ -1610,7 +1610,7 @@
     <w:r>
       <w:tab/>
       <w:tab/>
-      <w:t>2026-04-25</w:t>
+      <w:t>2026-04-26</w:t>
       <w:br/>
       <w:br/>
     </w:r>

--- a/klagomål/A 53732-2025 FSC-klagomål.docx
+++ b/klagomål/A 53732-2025 FSC-klagomål.docx
@@ -1610,7 +1610,7 @@
     <w:r>
       <w:tab/>
       <w:tab/>
-      <w:t>2026-04-26</w:t>
+      <w:t>2026-04-27</w:t>
       <w:br/>
       <w:br/>
     </w:r>

--- a/klagomål/A 53732-2025 FSC-klagomål.docx
+++ b/klagomål/A 53732-2025 FSC-klagomål.docx
@@ -1610,7 +1610,7 @@
     <w:r>
       <w:tab/>
       <w:tab/>
-      <w:t>2026-04-27</w:t>
+      <w:t>2026-04-28</w:t>
       <w:br/>
       <w:br/>
     </w:r>

--- a/klagomål/A 53732-2025 FSC-klagomål.docx
+++ b/klagomål/A 53732-2025 FSC-klagomål.docx
@@ -1610,7 +1610,7 @@
     <w:r>
       <w:tab/>
       <w:tab/>
-      <w:t>2026-04-28</w:t>
+      <w:t>2026-04-29</w:t>
       <w:br/>
       <w:br/>
     </w:r>

--- a/klagomål/A 53732-2025 FSC-klagomål.docx
+++ b/klagomål/A 53732-2025 FSC-klagomål.docx
@@ -1610,7 +1610,7 @@
     <w:r>
       <w:tab/>
       <w:tab/>
-      <w:t>2026-04-29</w:t>
+      <w:t>2026-04-30</w:t>
       <w:br/>
       <w:br/>
     </w:r>

--- a/klagomål/A 53732-2025 FSC-klagomål.docx
+++ b/klagomål/A 53732-2025 FSC-klagomål.docx
@@ -1610,7 +1610,7 @@
     <w:r>
       <w:tab/>
       <w:tab/>
-      <w:t>2026-04-30</w:t>
+      <w:t>2026-05-01</w:t>
       <w:br/>
       <w:br/>
     </w:r>

--- a/klagomål/A 53732-2025 FSC-klagomål.docx
+++ b/klagomål/A 53732-2025 FSC-klagomål.docx
@@ -1610,7 +1610,7 @@
     <w:r>
       <w:tab/>
       <w:tab/>
-      <w:t>2026-05-01</w:t>
+      <w:t>2026-05-02</w:t>
       <w:br/>
       <w:br/>
     </w:r>

--- a/klagomål/A 53732-2025 FSC-klagomål.docx
+++ b/klagomål/A 53732-2025 FSC-klagomål.docx
@@ -1610,7 +1610,7 @@
     <w:r>
       <w:tab/>
       <w:tab/>
-      <w:t>2026-05-02</w:t>
+      <w:t>2026-05-03</w:t>
       <w:br/>
       <w:br/>
     </w:r>

--- a/klagomål/A 53732-2025 FSC-klagomål.docx
+++ b/klagomål/A 53732-2025 FSC-klagomål.docx
@@ -1610,7 +1610,7 @@
     <w:r>
       <w:tab/>
       <w:tab/>
-      <w:t>2026-05-03</w:t>
+      <w:t>2026-05-04</w:t>
       <w:br/>
       <w:br/>
     </w:r>

--- a/klagomål/A 53732-2025 FSC-klagomål.docx
+++ b/klagomål/A 53732-2025 FSC-klagomål.docx
@@ -1610,7 +1610,7 @@
     <w:r>
       <w:tab/>
       <w:tab/>
-      <w:t>2026-05-04</w:t>
+      <w:t>2026-05-05</w:t>
       <w:br/>
       <w:br/>
     </w:r>

--- a/klagomål/A 53732-2025 FSC-klagomål.docx
+++ b/klagomål/A 53732-2025 FSC-klagomål.docx
@@ -1610,7 +1610,7 @@
     <w:r>
       <w:tab/>
       <w:tab/>
-      <w:t>2026-05-05</w:t>
+      <w:t>2026-05-06</w:t>
       <w:br/>
       <w:br/>
     </w:r>

--- a/klagomål/A 53732-2025 FSC-klagomål.docx
+++ b/klagomål/A 53732-2025 FSC-klagomål.docx
@@ -1610,7 +1610,7 @@
     <w:r>
       <w:tab/>
       <w:tab/>
-      <w:t>2026-05-16</w:t>
+      <w:t>2026-05-17</w:t>
       <w:br/>
       <w:br/>
     </w:r>

--- a/klagomål/A 53732-2025 FSC-klagomål.docx
+++ b/klagomål/A 53732-2025 FSC-klagomål.docx
@@ -1610,7 +1610,7 @@
     <w:r>
       <w:tab/>
       <w:tab/>
-      <w:t>2026-05-17</w:t>
+      <w:t>2026-05-18</w:t>
       <w:br/>
       <w:br/>
     </w:r>

--- a/klagomål/A 53732-2025 FSC-klagomål.docx
+++ b/klagomål/A 53732-2025 FSC-klagomål.docx
@@ -1610,7 +1610,7 @@
     <w:r>
       <w:tab/>
       <w:tab/>
-      <w:t>2026-05-18</w:t>
+      <w:t>2026-05-19</w:t>
       <w:br/>
       <w:br/>
     </w:r>

--- a/klagomål/A 53732-2025 FSC-klagomål.docx
+++ b/klagomål/A 53732-2025 FSC-klagomål.docx
@@ -1610,7 +1610,7 @@
     <w:r>
       <w:tab/>
       <w:tab/>
-      <w:t>2026-05-19</w:t>
+      <w:t>2026-05-20</w:t>
       <w:br/>
       <w:br/>
     </w:r>

--- a/klagomål/A 53732-2025 FSC-klagomål.docx
+++ b/klagomål/A 53732-2025 FSC-klagomål.docx
@@ -1639,7 +1639,7 @@
     <w:r>
       <w:tab/>
       <w:tab/>
-      <w:t>2026-07-13</w:t>
+      <w:t>2026-07-14</w:t>
       <w:br/>
       <w:br/>
     </w:r>

--- a/klagomål/A 53732-2025 FSC-klagomål.docx
+++ b/klagomål/A 53732-2025 FSC-klagomål.docx
@@ -1639,7 +1639,7 @@
     <w:r>
       <w:tab/>
       <w:tab/>
-      <w:t>2026-07-14</w:t>
+      <w:t>2026-07-15</w:t>
       <w:br/>
       <w:br/>
     </w:r>

--- a/klagomål/A 53732-2025 FSC-klagomål.docx
+++ b/klagomål/A 53732-2025 FSC-klagomål.docx
@@ -1639,7 +1639,7 @@
     <w:r>
       <w:tab/>
       <w:tab/>
-      <w:t>2026-07-15</w:t>
+      <w:t>2026-07-16</w:t>
       <w:br/>
       <w:br/>
     </w:r>

--- a/klagomål/A 53732-2025 FSC-klagomål.docx
+++ b/klagomål/A 53732-2025 FSC-klagomål.docx
@@ -1639,7 +1639,7 @@
     <w:r>
       <w:tab/>
       <w:tab/>
-      <w:t>2026-07-16</w:t>
+      <w:t>2026-07-17</w:t>
       <w:br/>
       <w:br/>
     </w:r>

--- a/klagomål/A 53732-2025 FSC-klagomål.docx
+++ b/klagomål/A 53732-2025 FSC-klagomål.docx
@@ -1639,7 +1639,7 @@
     <w:r>
       <w:tab/>
       <w:tab/>
-      <w:t>2026-07-17</w:t>
+      <w:t>2026-07-18</w:t>
       <w:br/>
       <w:br/>
     </w:r>

--- a/klagomål/A 53732-2025 FSC-klagomål.docx
+++ b/klagomål/A 53732-2025 FSC-klagomål.docx
@@ -1639,7 +1639,7 @@
     <w:r>
       <w:tab/>
       <w:tab/>
-      <w:t>2026-07-18</w:t>
+      <w:t>2026-07-19</w:t>
       <w:br/>
       <w:br/>
     </w:r>

--- a/klagomål/A 53732-2025 FSC-klagomål.docx
+++ b/klagomål/A 53732-2025 FSC-klagomål.docx
@@ -1639,7 +1639,7 @@
     <w:r>
       <w:tab/>
       <w:tab/>
-      <w:t>2026-07-19</w:t>
+      <w:t>2026-07-20</w:t>
       <w:br/>
       <w:br/>
     </w:r>

--- a/klagomål/A 53732-2025 FSC-klagomål.docx
+++ b/klagomål/A 53732-2025 FSC-klagomål.docx
@@ -1639,7 +1639,7 @@
     <w:r>
       <w:tab/>
       <w:tab/>
-      <w:t>2026-07-20</w:t>
+      <w:t>2026-07-21</w:t>
       <w:br/>
       <w:br/>
     </w:r>

--- a/klagomål/A 53732-2025 FSC-klagomål.docx
+++ b/klagomål/A 53732-2025 FSC-klagomål.docx
@@ -1639,7 +1639,7 @@
     <w:r>
       <w:tab/>
       <w:tab/>
-      <w:t>2026-07-21</w:t>
+      <w:t>2026-07-22</w:t>
       <w:br/>
       <w:br/>
     </w:r>

--- a/klagomål/A 53732-2025 FSC-klagomål.docx
+++ b/klagomål/A 53732-2025 FSC-klagomål.docx
@@ -1639,7 +1639,7 @@
     <w:r>
       <w:tab/>
       <w:tab/>
-      <w:t>2026-07-22</w:t>
+      <w:t>2026-07-23</w:t>
       <w:br/>
       <w:br/>
     </w:r>

--- a/klagomål/A 53732-2025 FSC-klagomål.docx
+++ b/klagomål/A 53732-2025 FSC-klagomål.docx
@@ -1639,7 +1639,7 @@
     <w:r>
       <w:tab/>
       <w:tab/>
-      <w:t>2026-07-23</w:t>
+      <w:t>2026-07-24</w:t>
       <w:br/>
       <w:br/>
     </w:r>

--- a/klagomål/A 53732-2025 FSC-klagomål.docx
+++ b/klagomål/A 53732-2025 FSC-klagomål.docx
@@ -1639,7 +1639,7 @@
     <w:r>
       <w:tab/>
       <w:tab/>
-      <w:t>2026-07-24</w:t>
+      <w:t>2026-07-25</w:t>
       <w:br/>
       <w:br/>
     </w:r>

--- a/klagomål/A 53732-2025 FSC-klagomål.docx
+++ b/klagomål/A 53732-2025 FSC-klagomål.docx
@@ -1639,7 +1639,7 @@
     <w:r>
       <w:tab/>
       <w:tab/>
-      <w:t>2026-07-25</w:t>
+      <w:t>2026-07-26</w:t>
       <w:br/>
       <w:br/>
     </w:r>

--- a/klagomål/A 53732-2025 FSC-klagomål.docx
+++ b/klagomål/A 53732-2025 FSC-klagomål.docx
@@ -1639,7 +1639,7 @@
     <w:r>
       <w:tab/>
       <w:tab/>
-      <w:t>2026-07-26</w:t>
+      <w:t>2026-07-27</w:t>
       <w:br/>
       <w:br/>
     </w:r>

--- a/klagomål/A 53732-2025 FSC-klagomål.docx
+++ b/klagomål/A 53732-2025 FSC-klagomål.docx
@@ -1639,7 +1639,7 @@
     <w:r>
       <w:tab/>
       <w:tab/>
-      <w:t>2026-07-27</w:t>
+      <w:t>2026-07-28</w:t>
       <w:br/>
       <w:br/>
     </w:r>

--- a/klagomål/A 53732-2025 FSC-klagomål.docx
+++ b/klagomål/A 53732-2025 FSC-klagomål.docx
@@ -1639,7 +1639,7 @@
     <w:r>
       <w:tab/>
       <w:tab/>
-      <w:t>2026-07-28</w:t>
+      <w:t>2026-07-29</w:t>
       <w:br/>
       <w:br/>
     </w:r>

--- a/klagomål/A 53732-2025 FSC-klagomål.docx
+++ b/klagomål/A 53732-2025 FSC-klagomål.docx
@@ -1639,7 +1639,7 @@
     <w:r>
       <w:tab/>
       <w:tab/>
-      <w:t>2026-07-29</w:t>
+      <w:t>2026-07-30</w:t>
       <w:br/>
       <w:br/>
     </w:r>

--- a/klagomål/A 53732-2025 FSC-klagomål.docx
+++ b/klagomål/A 53732-2025 FSC-klagomål.docx
@@ -1639,7 +1639,7 @@
     <w:r>
       <w:tab/>
       <w:tab/>
-      <w:t>2026-07-30</w:t>
+      <w:t>2026-07-31</w:t>
       <w:br/>
       <w:br/>
     </w:r>

--- a/klagomål/A 53732-2025 FSC-klagomål.docx
+++ b/klagomål/A 53732-2025 FSC-klagomål.docx
@@ -1639,7 +1639,7 @@
     <w:r>
       <w:tab/>
       <w:tab/>
-      <w:t>2026-07-31</w:t>
+      <w:t>2026-08-01</w:t>
       <w:br/>
       <w:br/>
     </w:r>

--- a/klagomål/A 53732-2025 FSC-klagomål.docx
+++ b/klagomål/A 53732-2025 FSC-klagomål.docx
@@ -1639,7 +1639,7 @@
     <w:r>
       <w:tab/>
       <w:tab/>
-      <w:t>2026-08-01</w:t>
+      <w:t>2026-08-02</w:t>
       <w:br/>
       <w:br/>
     </w:r>

--- a/klagomål/A 53732-2025 FSC-klagomål.docx
+++ b/klagomål/A 53732-2025 FSC-klagomål.docx
@@ -1639,7 +1639,7 @@
     <w:r>
       <w:tab/>
       <w:tab/>
-      <w:t>2026-08-02</w:t>
+      <w:t>2026-08-03</w:t>
       <w:br/>
       <w:br/>
     </w:r>

--- a/klagomål/A 53732-2025 FSC-klagomål.docx
+++ b/klagomål/A 53732-2025 FSC-klagomål.docx
@@ -1639,7 +1639,7 @@
     <w:r>
       <w:tab/>
       <w:tab/>
-      <w:t>2026-08-03</w:t>
+      <w:t>2026-08-05</w:t>
       <w:br/>
       <w:br/>
     </w:r>

--- a/klagomål/A 53732-2025 FSC-klagomål.docx
+++ b/klagomål/A 53732-2025 FSC-klagomål.docx
@@ -1639,7 +1639,7 @@
     <w:r>
       <w:tab/>
       <w:tab/>
-      <w:t>2026-08-05</w:t>
+      <w:t>2026-08-07</w:t>
       <w:br/>
       <w:br/>
     </w:r>

--- a/klagomål/A 53732-2025 FSC-klagomål.docx
+++ b/klagomål/A 53732-2025 FSC-klagomål.docx
@@ -1639,7 +1639,7 @@
     <w:r>
       <w:tab/>
       <w:tab/>
-      <w:t>2026-08-07</w:t>
+      <w:t>2026-08-08</w:t>
       <w:br/>
       <w:br/>
     </w:r>

--- a/klagomål/A 53732-2025 FSC-klagomål.docx
+++ b/klagomål/A 53732-2025 FSC-klagomål.docx
@@ -216,7 +216,7 @@
         <w:spacing w:after="240"/>
       </w:pPr>
       <w:r>
-        <w:t>Figur 1. Fyndplatser för naturvårdsarter i och inom 22 meter från avverkningsanmälan. Markörer utan svart kant är placerade på fyndplatsen. Markörer med svart kant är placerade vid sidan av fyndplatsen har ett svart streck som visar fyndplatsens exakta position. Kartans mittpunktskoordinat är N 6838996, E 407276 i SWEREF 99 TM.</w:t>
+        <w:t>Figur 1. Fyndplatser för naturvårdsarter i och inom 22 meter från avverkningsanmälan. Markörer utan svart kant är placerade på fyndplatsen. Markörer med svart kant är placerade vid sidan av fyndplatsen och har ett svart streck som visar fyndplatsens exakta position. Kartans mittpunktskoordinat är N 6838996, E 407276 i SWEREF 99 TM.</w:t>
       </w:r>
     </w:p>
     <w:p>
@@ -1639,7 +1639,7 @@
     <w:r>
       <w:tab/>
       <w:tab/>
-      <w:t>2026-08-14</w:t>
+      <w:t>2026-08-15</w:t>
       <w:br/>
       <w:br/>
     </w:r>

--- a/klagomål/A 53732-2025 FSC-klagomål.docx
+++ b/klagomål/A 53732-2025 FSC-klagomål.docx
@@ -1639,7 +1639,7 @@
     <w:r>
       <w:tab/>
       <w:tab/>
-      <w:t>2026-08-15</w:t>
+      <w:t>2026-08-16</w:t>
       <w:br/>
       <w:br/>
     </w:r>

--- a/klagomål/A 53732-2025 FSC-klagomål.docx
+++ b/klagomål/A 53732-2025 FSC-klagomål.docx
@@ -1639,7 +1639,7 @@
     <w:r>
       <w:tab/>
       <w:tab/>
-      <w:t>2026-08-16</w:t>
+      <w:t>2026-08-17</w:t>
       <w:br/>
       <w:br/>
     </w:r>

--- a/klagomål/A 53732-2025 FSC-klagomål.docx
+++ b/klagomål/A 53732-2025 FSC-klagomål.docx
@@ -1639,7 +1639,7 @@
     <w:r>
       <w:tab/>
       <w:tab/>
-      <w:t>2026-08-17</w:t>
+      <w:t>2026-08-18</w:t>
       <w:br/>
       <w:br/>
     </w:r>

--- a/klagomål/A 53732-2025 FSC-klagomål.docx
+++ b/klagomål/A 53732-2025 FSC-klagomål.docx
@@ -1639,7 +1639,7 @@
     <w:r>
       <w:tab/>
       <w:tab/>
-      <w:t>2026-08-18</w:t>
+      <w:t>2026-08-19</w:t>
       <w:br/>
       <w:br/>
     </w:r>

--- a/klagomål/A 53732-2025 FSC-klagomål.docx
+++ b/klagomål/A 53732-2025 FSC-klagomål.docx
@@ -1639,7 +1639,7 @@
     <w:r>
       <w:tab/>
       <w:tab/>
-      <w:t>2026-08-19</w:t>
+      <w:t>2026-08-20</w:t>
       <w:br/>
       <w:br/>
     </w:r>

--- a/klagomål/A 53732-2025 FSC-klagomål.docx
+++ b/klagomål/A 53732-2025 FSC-klagomål.docx
@@ -1639,7 +1639,7 @@
     <w:r>
       <w:tab/>
       <w:tab/>
-      <w:t>2026-08-20</w:t>
+      <w:t>2026-08-21</w:t>
       <w:br/>
       <w:br/>
     </w:r>

--- a/klagomål/A 53732-2025 FSC-klagomål.docx
+++ b/klagomål/A 53732-2025 FSC-klagomål.docx
@@ -1639,7 +1639,7 @@
     <w:r>
       <w:tab/>
       <w:tab/>
-      <w:t>2026-08-21</w:t>
+      <w:t>2026-08-22</w:t>
       <w:br/>
       <w:br/>
     </w:r>

--- a/klagomål/A 53732-2025 FSC-klagomål.docx
+++ b/klagomål/A 53732-2025 FSC-klagomål.docx
@@ -1639,7 +1639,7 @@
     <w:r>
       <w:tab/>
       <w:tab/>
-      <w:t>2026-08-22</w:t>
+      <w:t>2026-08-23</w:t>
       <w:br/>
       <w:br/>
     </w:r>

--- a/klagomål/A 53732-2025 FSC-klagomål.docx
+++ b/klagomål/A 53732-2025 FSC-klagomål.docx
@@ -1639,7 +1639,7 @@
     <w:r>
       <w:tab/>
       <w:tab/>
-      <w:t>2026-08-23</w:t>
+      <w:t>2026-08-24</w:t>
       <w:br/>
       <w:br/>
     </w:r>

--- a/klagomål/A 53732-2025 FSC-klagomål.docx
+++ b/klagomål/A 53732-2025 FSC-klagomål.docx
@@ -1639,7 +1639,7 @@
     <w:r>
       <w:tab/>
       <w:tab/>
-      <w:t>2026-08-24</w:t>
+      <w:t>2026-08-25</w:t>
       <w:br/>
       <w:br/>
     </w:r>

--- a/klagomål/A 53732-2025 FSC-klagomål.docx
+++ b/klagomål/A 53732-2025 FSC-klagomål.docx
@@ -1639,7 +1639,7 @@
     <w:r>
       <w:tab/>
       <w:tab/>
-      <w:t>2026-08-25</w:t>
+      <w:t>2026-08-26</w:t>
       <w:br/>
       <w:br/>
     </w:r>

--- a/klagomål/A 53732-2025 FSC-klagomål.docx
+++ b/klagomål/A 53732-2025 FSC-klagomål.docx
@@ -1639,7 +1639,7 @@
     <w:r>
       <w:tab/>
       <w:tab/>
-      <w:t>2026-08-26</w:t>
+      <w:t>2026-08-27</w:t>
       <w:br/>
       <w:br/>
     </w:r>

--- a/klagomål/A 53732-2025 FSC-klagomål.docx
+++ b/klagomål/A 53732-2025 FSC-klagomål.docx
@@ -1639,7 +1639,7 @@
     <w:r>
       <w:tab/>
       <w:tab/>
-      <w:t>2026-08-27</w:t>
+      <w:t>2026-08-28</w:t>
       <w:br/>
       <w:br/>
     </w:r>

--- a/klagomål/A 53732-2025 FSC-klagomål.docx
+++ b/klagomål/A 53732-2025 FSC-klagomål.docx
@@ -1639,7 +1639,7 @@
     <w:r>
       <w:tab/>
       <w:tab/>
-      <w:t>2026-08-28</w:t>
+      <w:t>2026-08-29</w:t>
       <w:br/>
       <w:br/>
     </w:r>

--- a/klagomål/A 53732-2025 FSC-klagomål.docx
+++ b/klagomål/A 53732-2025 FSC-klagomål.docx
@@ -1639,7 +1639,7 @@
     <w:r>
       <w:tab/>
       <w:tab/>
-      <w:t>2026-08-29</w:t>
+      <w:t>2026-08-31</w:t>
       <w:br/>
       <w:br/>
     </w:r>

--- a/klagomål/A 53732-2025 FSC-klagomål.docx
+++ b/klagomål/A 53732-2025 FSC-klagomål.docx
@@ -1639,7 +1639,7 @@
     <w:r>
       <w:tab/>
       <w:tab/>
-      <w:t>2026-08-31</w:t>
+      <w:t>2026-09-01</w:t>
       <w:br/>
       <w:br/>
     </w:r>

--- a/klagomål/A 53732-2025 FSC-klagomål.docx
+++ b/klagomål/A 53732-2025 FSC-klagomål.docx
@@ -1639,7 +1639,7 @@
     <w:r>
       <w:tab/>
       <w:tab/>
-      <w:t>2026-09-01</w:t>
+      <w:t>2026-09-02</w:t>
       <w:br/>
       <w:br/>
     </w:r>

--- a/klagomål/A 53732-2025 FSC-klagomål.docx
+++ b/klagomål/A 53732-2025 FSC-klagomål.docx
@@ -1639,7 +1639,7 @@
     <w:r>
       <w:tab/>
       <w:tab/>
-      <w:t>2026-09-02</w:t>
+      <w:t>2026-09-03</w:t>
       <w:br/>
       <w:br/>
     </w:r>

--- a/klagomål/A 53732-2025 FSC-klagomål.docx
+++ b/klagomål/A 53732-2025 FSC-klagomål.docx
@@ -1639,7 +1639,7 @@
     <w:r>
       <w:tab/>
       <w:tab/>
-      <w:t>2026-09-03</w:t>
+      <w:t>2026-09-04</w:t>
       <w:br/>
       <w:br/>
     </w:r>

--- a/klagomål/A 53732-2025 FSC-klagomål.docx
+++ b/klagomål/A 53732-2025 FSC-klagomål.docx
@@ -1639,7 +1639,7 @@
     <w:r>
       <w:tab/>
       <w:tab/>
-      <w:t>2026-09-04</w:t>
+      <w:t>2026-09-05</w:t>
       <w:br/>
       <w:br/>
     </w:r>

--- a/klagomål/A 53732-2025 FSC-klagomål.docx
+++ b/klagomål/A 53732-2025 FSC-klagomål.docx
@@ -1639,7 +1639,7 @@
     <w:r>
       <w:tab/>
       <w:tab/>
-      <w:t>2026-09-05</w:t>
+      <w:t>2026-09-06</w:t>
       <w:br/>
       <w:br/>
     </w:r>

--- a/klagomål/A 53732-2025 FSC-klagomål.docx
+++ b/klagomål/A 53732-2025 FSC-klagomål.docx
@@ -1639,7 +1639,7 @@
     <w:r>
       <w:tab/>
       <w:tab/>
-      <w:t>2026-09-06</w:t>
+      <w:t>2026-09-07</w:t>
       <w:br/>
       <w:br/>
     </w:r>

--- a/klagomål/A 53732-2025 FSC-klagomål.docx
+++ b/klagomål/A 53732-2025 FSC-klagomål.docx
@@ -1639,7 +1639,7 @@
     <w:r>
       <w:tab/>
       <w:tab/>
-      <w:t>2026-09-07</w:t>
+      <w:t>2026-09-08</w:t>
       <w:br/>
       <w:br/>
     </w:r>

--- a/klagomål/A 53732-2025 FSC-klagomål.docx
+++ b/klagomål/A 53732-2025 FSC-klagomål.docx
@@ -1639,7 +1639,7 @@
     <w:r>
       <w:tab/>
       <w:tab/>
-      <w:t>2026-09-08</w:t>
+      <w:t>2026-09-09</w:t>
       <w:br/>
       <w:br/>
     </w:r>

--- a/klagomål/A 53732-2025 FSC-klagomål.docx
+++ b/klagomål/A 53732-2025 FSC-klagomål.docx
@@ -1639,7 +1639,7 @@
     <w:r>
       <w:tab/>
       <w:tab/>
-      <w:t>2026-09-09</w:t>
+      <w:t>2026-09-10</w:t>
       <w:br/>
       <w:br/>
     </w:r>

--- a/klagomål/A 53732-2025 FSC-klagomål.docx
+++ b/klagomål/A 53732-2025 FSC-klagomål.docx
@@ -1639,7 +1639,7 @@
     <w:r>
       <w:tab/>
       <w:tab/>
-      <w:t>2026-09-10</w:t>
+      <w:t>2026-09-11</w:t>
       <w:br/>
       <w:br/>
     </w:r>

--- a/klagomål/A 53732-2025 FSC-klagomål.docx
+++ b/klagomål/A 53732-2025 FSC-klagomål.docx
@@ -1639,7 +1639,7 @@
     <w:r>
       <w:tab/>
       <w:tab/>
-      <w:t>2026-09-11</w:t>
+      <w:t>2026-09-12</w:t>
       <w:br/>
       <w:br/>
     </w:r>

--- a/klagomål/A 53732-2025 FSC-klagomål.docx
+++ b/klagomål/A 53732-2025 FSC-klagomål.docx
@@ -1639,7 +1639,7 @@
     <w:r>
       <w:tab/>
       <w:tab/>
-      <w:t>2026-09-12</w:t>
+      <w:t>2026-09-13</w:t>
       <w:br/>
       <w:br/>
     </w:r>
